--- a/Lab Manual Docs/Exp_02_Static_HTML_Pages.docx
+++ b/Lab Manual Docs/Exp_02_Static_HTML_Pages.docx
@@ -2,6 +2,352 @@
 <file path=word/document.xml><?xml version="1.0" encoding="utf-8"?>
 <w:document xmlns:wpc="http://schemas.microsoft.com/office/word/2010/wordprocessingCanvas" xmlns:mo="http://schemas.microsoft.com/office/mac/office/2008/main" xmlns:mc="http://schemas.openxmlformats.org/markup-compatibility/2006" xmlns:mv="urn:schemas-microsoft-com:mac:vml" xmlns:o="urn:schemas-microsoft-com:office:office" xmlns:r="http://schemas.openxmlformats.org/officeDocument/2006/relationships" xmlns:m="http://schemas.openxmlformats.org/officeDocument/2006/math" xmlns:v="urn:schemas-microsoft-com:vml" xmlns:wp14="http://schemas.microsoft.com/office/word/2010/wordprocessingDrawing" xmlns:wp="http://schemas.openxmlformats.org/drawingml/2006/wordprocessingDrawing" xmlns:w10="urn:schemas-microsoft-com:office:word" xmlns:w="http://schemas.openxmlformats.org/wordprocessingml/2006/main" xmlns:w14="http://schemas.microsoft.com/office/word/2010/wordml" xmlns:wpg="http://schemas.microsoft.com/office/word/2010/wordprocessingGroup" xmlns:wpi="http://schemas.microsoft.com/office/word/2010/wordprocessingInk" xmlns:wne="http://schemas.microsoft.com/office/word/2006/wordml" xmlns:wps="http://schemas.microsoft.com/office/word/2010/wordprocessingShape" mc:Ignorable="w14 wp14">
   <w:body>
+    <w:tbl>
+      <w:tblPr>
+        <w:tblW w:type="auto" w:w="0"/>
+        <w:jc w:val="center"/>
+        <w:tblLook w:firstColumn="1" w:firstRow="1" w:lastColumn="0" w:lastRow="0" w:noHBand="0" w:noVBand="1" w:val="04A0"/>
+        <w:tblBorders>
+          <w:top w:val="single" w:sz="8" w:space="0" w:color="000000"/>
+          <w:left w:val="single" w:sz="8" w:space="0" w:color="000000"/>
+          <w:bottom w:val="single" w:sz="8" w:space="0" w:color="000000"/>
+          <w:right w:val="single" w:sz="8" w:space="0" w:color="000000"/>
+          <w:insideH w:val="single" w:sz="8" w:space="0" w:color="000000"/>
+          <w:insideV w:val="single" w:sz="8" w:space="0" w:color="000000"/>
+        </w:tblBorders>
+      </w:tblPr>
+      <w:tblGrid>
+        <w:gridCol w:w="4320"/>
+        <w:gridCol w:w="4320"/>
+      </w:tblGrid>
+      <w:tr>
+        <w:tc>
+          <w:tcPr>
+            <w:tcW w:type="dxa" w:w="2592"/>
+            <w:tcMar>
+              <w:top w:w="100" w:type="dxa"/>
+              <w:bottom w:w="100" w:type="dxa"/>
+              <w:left w:w="140" w:type="dxa"/>
+              <w:right w:w="140" w:type="dxa"/>
+            </w:tcMar>
+          </w:tcPr>
+          <w:p>
+            <w:pPr>
+              <w:spacing w:before="0" w:after="0" w:line="276" w:lineRule="auto"/>
+              <w:jc w:val="left"/>
+            </w:pPr>
+            <w:r>
+              <w:rPr>
+                <w:rFonts w:ascii="Calibri" w:hAnsi="Calibri"/>
+                <w:b/>
+                <w:color w:val="000000"/>
+                <w:sz w:val="21"/>
+              </w:rPr>
+              <w:t>NAME</w:t>
+            </w:r>
+          </w:p>
+        </w:tc>
+        <w:tc>
+          <w:tcPr>
+            <w:tcW w:type="dxa" w:w="6768"/>
+            <w:tcMar>
+              <w:top w:w="100" w:type="dxa"/>
+              <w:bottom w:w="100" w:type="dxa"/>
+              <w:left w:w="140" w:type="dxa"/>
+              <w:right w:w="140" w:type="dxa"/>
+            </w:tcMar>
+          </w:tcPr>
+          <w:p>
+            <w:pPr>
+              <w:spacing w:before="0" w:after="0" w:line="276" w:lineRule="auto"/>
+              <w:jc w:val="left"/>
+            </w:pPr>
+            <w:r>
+              <w:rPr>
+                <w:rFonts w:ascii="Calibri" w:hAnsi="Calibri"/>
+                <w:color w:val="000000"/>
+                <w:sz w:val="21"/>
+              </w:rPr>
+              <w:t>Kimaya Teli</w:t>
+              <w:br/>
+              <w:t>Abhishek kumar Kairamkonda</w:t>
+              <w:br/>
+              <w:t>Krishna Somani</w:t>
+            </w:r>
+          </w:p>
+        </w:tc>
+      </w:tr>
+      <w:tr>
+        <w:tc>
+          <w:tcPr>
+            <w:tcW w:type="dxa" w:w="2592"/>
+            <w:tcMar>
+              <w:top w:w="100" w:type="dxa"/>
+              <w:bottom w:w="100" w:type="dxa"/>
+              <w:left w:w="140" w:type="dxa"/>
+              <w:right w:w="140" w:type="dxa"/>
+            </w:tcMar>
+          </w:tcPr>
+          <w:p>
+            <w:pPr>
+              <w:spacing w:before="0" w:after="0" w:line="276" w:lineRule="auto"/>
+              <w:jc w:val="left"/>
+            </w:pPr>
+            <w:r>
+              <w:rPr>
+                <w:rFonts w:ascii="Calibri" w:hAnsi="Calibri"/>
+                <w:b/>
+                <w:color w:val="000000"/>
+                <w:sz w:val="21"/>
+              </w:rPr>
+              <w:t>ROLL NO</w:t>
+            </w:r>
+          </w:p>
+        </w:tc>
+        <w:tc>
+          <w:tcPr>
+            <w:tcW w:type="dxa" w:w="6768"/>
+            <w:tcMar>
+              <w:top w:w="100" w:type="dxa"/>
+              <w:bottom w:w="100" w:type="dxa"/>
+              <w:left w:w="140" w:type="dxa"/>
+              <w:right w:w="140" w:type="dxa"/>
+            </w:tcMar>
+          </w:tcPr>
+          <w:p>
+            <w:pPr>
+              <w:spacing w:before="0" w:after="0" w:line="276" w:lineRule="auto"/>
+              <w:jc w:val="left"/>
+            </w:pPr>
+            <w:r>
+              <w:rPr>
+                <w:rFonts w:ascii="Calibri" w:hAnsi="Calibri"/>
+                <w:color w:val="000000"/>
+                <w:sz w:val="21"/>
+              </w:rPr>
+              <w:t>24102C0079</w:t>
+              <w:br/>
+              <w:t>24102C0085</w:t>
+              <w:br/>
+              <w:t>24102C0067</w:t>
+            </w:r>
+          </w:p>
+        </w:tc>
+      </w:tr>
+      <w:tr>
+        <w:tc>
+          <w:tcPr>
+            <w:tcW w:type="dxa" w:w="2592"/>
+            <w:tcMar>
+              <w:top w:w="100" w:type="dxa"/>
+              <w:bottom w:w="100" w:type="dxa"/>
+              <w:left w:w="140" w:type="dxa"/>
+              <w:right w:w="140" w:type="dxa"/>
+            </w:tcMar>
+          </w:tcPr>
+          <w:p>
+            <w:pPr>
+              <w:spacing w:before="0" w:after="0" w:line="276" w:lineRule="auto"/>
+              <w:jc w:val="left"/>
+            </w:pPr>
+            <w:r>
+              <w:rPr>
+                <w:rFonts w:ascii="Calibri" w:hAnsi="Calibri"/>
+                <w:b/>
+                <w:color w:val="000000"/>
+                <w:sz w:val="21"/>
+              </w:rPr>
+              <w:t>BRANCH</w:t>
+            </w:r>
+          </w:p>
+        </w:tc>
+        <w:tc>
+          <w:tcPr>
+            <w:tcW w:type="dxa" w:w="6768"/>
+            <w:tcMar>
+              <w:top w:w="100" w:type="dxa"/>
+              <w:bottom w:w="100" w:type="dxa"/>
+              <w:left w:w="140" w:type="dxa"/>
+              <w:right w:w="140" w:type="dxa"/>
+            </w:tcMar>
+          </w:tcPr>
+          <w:p>
+            <w:pPr>
+              <w:spacing w:before="0" w:after="0" w:line="276" w:lineRule="auto"/>
+              <w:jc w:val="left"/>
+            </w:pPr>
+            <w:r>
+              <w:rPr>
+                <w:rFonts w:ascii="Calibri" w:hAnsi="Calibri"/>
+                <w:color w:val="000000"/>
+                <w:sz w:val="21"/>
+              </w:rPr>
+              <w:t>CMPN</w:t>
+            </w:r>
+          </w:p>
+        </w:tc>
+      </w:tr>
+      <w:tr>
+        <w:tc>
+          <w:tcPr>
+            <w:tcW w:type="dxa" w:w="2592"/>
+            <w:tcMar>
+              <w:top w:w="100" w:type="dxa"/>
+              <w:bottom w:w="100" w:type="dxa"/>
+              <w:left w:w="140" w:type="dxa"/>
+              <w:right w:w="140" w:type="dxa"/>
+            </w:tcMar>
+          </w:tcPr>
+          <w:p>
+            <w:pPr>
+              <w:spacing w:before="0" w:after="0" w:line="276" w:lineRule="auto"/>
+              <w:jc w:val="left"/>
+            </w:pPr>
+            <w:r>
+              <w:rPr>
+                <w:rFonts w:ascii="Calibri" w:hAnsi="Calibri"/>
+                <w:b/>
+                <w:color w:val="000000"/>
+                <w:sz w:val="21"/>
+              </w:rPr>
+              <w:t>DIV</w:t>
+            </w:r>
+          </w:p>
+        </w:tc>
+        <w:tc>
+          <w:tcPr>
+            <w:tcW w:type="dxa" w:w="6768"/>
+            <w:tcMar>
+              <w:top w:w="100" w:type="dxa"/>
+              <w:bottom w:w="100" w:type="dxa"/>
+              <w:left w:w="140" w:type="dxa"/>
+              <w:right w:w="140" w:type="dxa"/>
+            </w:tcMar>
+          </w:tcPr>
+          <w:p>
+            <w:pPr>
+              <w:spacing w:before="0" w:after="0" w:line="276" w:lineRule="auto"/>
+              <w:jc w:val="left"/>
+            </w:pPr>
+            <w:r>
+              <w:rPr>
+                <w:rFonts w:ascii="Calibri" w:hAnsi="Calibri"/>
+                <w:color w:val="000000"/>
+                <w:sz w:val="21"/>
+              </w:rPr>
+              <w:t>C</w:t>
+            </w:r>
+          </w:p>
+        </w:tc>
+      </w:tr>
+      <w:tr>
+        <w:tc>
+          <w:tcPr>
+            <w:tcW w:type="dxa" w:w="2592"/>
+            <w:tcMar>
+              <w:top w:w="100" w:type="dxa"/>
+              <w:bottom w:w="100" w:type="dxa"/>
+              <w:left w:w="140" w:type="dxa"/>
+              <w:right w:w="140" w:type="dxa"/>
+            </w:tcMar>
+          </w:tcPr>
+          <w:p>
+            <w:pPr>
+              <w:spacing w:before="0" w:after="0" w:line="276" w:lineRule="auto"/>
+              <w:jc w:val="left"/>
+            </w:pPr>
+            <w:r>
+              <w:rPr>
+                <w:rFonts w:ascii="Calibri" w:hAnsi="Calibri"/>
+                <w:b/>
+                <w:color w:val="000000"/>
+                <w:sz w:val="21"/>
+              </w:rPr>
+              <w:t>SUBJECT</w:t>
+            </w:r>
+          </w:p>
+        </w:tc>
+        <w:tc>
+          <w:tcPr>
+            <w:tcW w:type="dxa" w:w="6768"/>
+            <w:tcMar>
+              <w:top w:w="100" w:type="dxa"/>
+              <w:bottom w:w="100" w:type="dxa"/>
+              <w:left w:w="140" w:type="dxa"/>
+              <w:right w:w="140" w:type="dxa"/>
+            </w:tcMar>
+          </w:tcPr>
+          <w:p>
+            <w:pPr>
+              <w:spacing w:before="0" w:after="0" w:line="276" w:lineRule="auto"/>
+              <w:jc w:val="left"/>
+            </w:pPr>
+            <w:r>
+              <w:rPr>
+                <w:rFonts w:ascii="Calibri" w:hAnsi="Calibri"/>
+                <w:color w:val="000000"/>
+                <w:sz w:val="21"/>
+              </w:rPr>
+              <w:t>WDL LAB</w:t>
+            </w:r>
+          </w:p>
+        </w:tc>
+      </w:tr>
+      <w:tr>
+        <w:tc>
+          <w:tcPr>
+            <w:tcW w:type="dxa" w:w="2592"/>
+            <w:tcMar>
+              <w:top w:w="100" w:type="dxa"/>
+              <w:bottom w:w="100" w:type="dxa"/>
+              <w:left w:w="140" w:type="dxa"/>
+              <w:right w:w="140" w:type="dxa"/>
+            </w:tcMar>
+          </w:tcPr>
+          <w:p>
+            <w:pPr>
+              <w:spacing w:before="0" w:after="0" w:line="276" w:lineRule="auto"/>
+              <w:jc w:val="left"/>
+            </w:pPr>
+            <w:r>
+              <w:rPr>
+                <w:rFonts w:ascii="Calibri" w:hAnsi="Calibri"/>
+                <w:b/>
+                <w:color w:val="000000"/>
+                <w:sz w:val="21"/>
+              </w:rPr>
+              <w:t>FACULTY</w:t>
+            </w:r>
+          </w:p>
+        </w:tc>
+        <w:tc>
+          <w:tcPr>
+            <w:tcW w:type="dxa" w:w="6768"/>
+            <w:tcMar>
+              <w:top w:w="100" w:type="dxa"/>
+              <w:bottom w:w="100" w:type="dxa"/>
+              <w:left w:w="140" w:type="dxa"/>
+              <w:right w:w="140" w:type="dxa"/>
+            </w:tcMar>
+          </w:tcPr>
+          <w:p>
+            <w:pPr>
+              <w:spacing w:before="0" w:after="0" w:line="276" w:lineRule="auto"/>
+              <w:jc w:val="left"/>
+            </w:pPr>
+            <w:r>
+              <w:rPr>
+                <w:rFonts w:ascii="Calibri" w:hAnsi="Calibri"/>
+                <w:color w:val="000000"/>
+                <w:sz w:val="21"/>
+              </w:rPr>
+              <w:t>Dr. Ravindra Sangle</w:t>
+            </w:r>
+          </w:p>
+        </w:tc>
+      </w:tr>
+    </w:tbl>
+    <w:p/>
     <w:p>
       <w:pPr>
         <w:jc w:val="center"/>

--- a/Lab Manual Docs/Exp_02_Static_HTML_Pages.docx
+++ b/Lab Manual Docs/Exp_02_Static_HTML_Pages.docx
@@ -17,8 +17,8 @@
         </w:tblBorders>
       </w:tblPr>
       <w:tblGrid>
-        <w:gridCol w:w="4320"/>
-        <w:gridCol w:w="4320"/>
+        <w:gridCol w:w="4680"/>
+        <w:gridCol w:w="4680"/>
       </w:tblGrid>
       <w:tr>
         <w:tc>
@@ -356,7 +356,7 @@
         <w:rPr>
           <w:rFonts w:ascii="Calibri" w:hAnsi="Calibri"/>
           <w:b/>
-          <w:color w:val="555555"/>
+          <w:color w:val="444444"/>
           <w:sz w:val="26"/>
         </w:rPr>
         <w:t>SOFTWARE ENGINEERING &amp; WEB DEVELOPMENT LAB MANUAL</w:t>
@@ -370,7 +370,7 @@
         <w:rPr>
           <w:rFonts w:ascii="Calibri" w:hAnsi="Calibri"/>
           <w:i/>
-          <w:color w:val="7F8C8D"/>
+          <w:color w:val="666666"/>
           <w:sz w:val="20"/>
         </w:rPr>
         <w:t>PROJECT CASE STUDY: LEDGERLY — INVOICE &amp; QUOTATION GENERATOR PWA</w:t>
@@ -379,6 +379,7 @@
     <w:p>
       <w:pPr>
         <w:pStyle w:val="Heading1"/>
+        <w:spacing w:before="280" w:after="80"/>
         <w:jc w:val="left"/>
       </w:pPr>
       <w:r>
@@ -386,7 +387,7 @@
           <w:rFonts w:ascii="Calibri" w:hAnsi="Calibri"/>
           <w:b/>
           <w:color w:val="1B4D4B"/>
-          <w:sz w:val="32"/>
+          <w:sz w:val="30"/>
         </w:rPr>
         <w:t>Experiment No. 2: Design Static Web Pages Required for the Project (HTML)</w:t>
       </w:r>
@@ -395,145 +396,213 @@
     <w:p>
       <w:pPr>
         <w:pStyle w:val="Heading2"/>
+        <w:spacing w:before="200" w:after="60"/>
       </w:pPr>
       <w:r>
         <w:rPr>
           <w:rFonts w:ascii="Calibri" w:hAnsi="Calibri"/>
           <w:b/>
           <w:color w:val="2C3E50"/>
-          <w:sz w:val="26"/>
+          <w:sz w:val="25"/>
         </w:rPr>
-        <w:t>1. Pre-Requisites</w:t>
+        <w:t>1. Aim &amp; Objectives</w:t>
       </w:r>
     </w:p>
     <w:p>
+      <w:pPr>
+        <w:spacing w:before="0" w:after="90" w:line="276" w:lineRule="auto"/>
+      </w:pPr>
       <w:r>
-        <w:t>• Proficiency in HTML5 semantic document structure (doctype, head, body, section, nav, main, footer).</w:t>
-        <w:br/>
-        <w:t>• Knowledge of form controls: input, select, textarea, button, labels, and fieldsets.</w:t>
-        <w:br/>
-        <w:t>• Understanding of tabular data presentation using table, thead, tbody, tr, th, td.</w:t>
-        <w:br/>
-        <w:t>• Familiarity with client-side Single-Page Application (SPA) mount points and modal markup.</w:t>
+        <w:rPr>
+          <w:rFonts w:ascii="Calibri" w:hAnsi="Calibri"/>
+          <w:color w:val="1A202C"/>
+          <w:sz w:val="21"/>
+        </w:rPr>
+        <w:t>The objective of this experiment is to architect and implement the static structural foundation of the Ledgerly Single Page Application (SPA) using semantic HTML5 elements.</w:t>
+      </w:r>
+    </w:p>
+    <w:p>
+      <w:pPr>
+        <w:spacing w:before="0" w:after="90" w:line="276" w:lineRule="auto"/>
+      </w:pPr>
+      <w:r>
+        <w:rPr>
+          <w:rFonts w:ascii="Calibri" w:hAnsi="Calibri"/>
+          <w:color w:val="1A202C"/>
+          <w:sz w:val="21"/>
+        </w:rPr>
+        <w:t>Key Specific Objectives:</w:t>
+      </w:r>
+    </w:p>
+    <w:p>
+      <w:pPr>
+        <w:pStyle w:val="ListBullet"/>
+        <w:spacing w:before="0" w:after="50" w:line="276" w:lineRule="auto"/>
+      </w:pPr>
+      <w:r>
+        <w:rPr>
+          <w:rFonts w:ascii="Calibri" w:hAnsi="Calibri"/>
+          <w:b/>
+          <w:color w:val="1A202C"/>
+          <w:sz w:val="21"/>
+        </w:rPr>
+        <w:t xml:space="preserve">Semantic Layout: </w:t>
+      </w:r>
+      <w:r>
+        <w:rPr>
+          <w:rFonts w:ascii="Calibri" w:hAnsi="Calibri"/>
+          <w:color w:val="1A202C"/>
+          <w:sz w:val="21"/>
+        </w:rPr>
+        <w:t>Construct a clean, semantic DOM hierarchy adhering to W3C HTML5 standards.</w:t>
+      </w:r>
+    </w:p>
+    <w:p>
+      <w:pPr>
+        <w:pStyle w:val="ListBullet"/>
+        <w:spacing w:before="0" w:after="50" w:line="276" w:lineRule="auto"/>
+      </w:pPr>
+      <w:r>
+        <w:rPr>
+          <w:rFonts w:ascii="Calibri" w:hAnsi="Calibri"/>
+          <w:b/>
+          <w:color w:val="1A202C"/>
+          <w:sz w:val="21"/>
+        </w:rPr>
+        <w:t xml:space="preserve">Accessible Inputs: </w:t>
+      </w:r>
+      <w:r>
+        <w:rPr>
+          <w:rFonts w:ascii="Calibri" w:hAnsi="Calibri"/>
+          <w:color w:val="1A202C"/>
+          <w:sz w:val="21"/>
+        </w:rPr>
+        <w:t>Implement accessible form controls with native validation attributes (required, pattern, min, step).</w:t>
+      </w:r>
+    </w:p>
+    <w:p>
+      <w:pPr>
+        <w:pStyle w:val="ListBullet"/>
+        <w:spacing w:before="0" w:after="50" w:line="276" w:lineRule="auto"/>
+      </w:pPr>
+      <w:r>
+        <w:rPr>
+          <w:rFonts w:ascii="Calibri" w:hAnsi="Calibri"/>
+          <w:b/>
+          <w:color w:val="1A202C"/>
+          <w:sz w:val="21"/>
+        </w:rPr>
+        <w:t xml:space="preserve">Layout Architecture: </w:t>
+      </w:r>
+      <w:r>
+        <w:rPr>
+          <w:rFonts w:ascii="Calibri" w:hAnsi="Calibri"/>
+          <w:color w:val="1A202C"/>
+          <w:sz w:val="21"/>
+        </w:rPr>
+        <w:t>Establish responsive app-shell containers, off-canvas navigation drawers, and print-ready document sheets.</w:t>
+      </w:r>
+    </w:p>
+    <w:p>
+      <w:pPr>
+        <w:pStyle w:val="ListBullet"/>
+        <w:spacing w:before="0" w:after="50" w:line="276" w:lineRule="auto"/>
+      </w:pPr>
+      <w:r>
+        <w:rPr>
+          <w:rFonts w:ascii="Calibri" w:hAnsi="Calibri"/>
+          <w:b/>
+          <w:color w:val="1A202C"/>
+          <w:sz w:val="21"/>
+        </w:rPr>
+        <w:t xml:space="preserve">Interactive Elements: </w:t>
+      </w:r>
+      <w:r>
+        <w:rPr>
+          <w:rFonts w:ascii="Calibri" w:hAnsi="Calibri"/>
+          <w:color w:val="1A202C"/>
+          <w:sz w:val="21"/>
+        </w:rPr>
+        <w:t>Incorporate native canvas surfaces for signature drawing and dialog overlays for contextual workflows.</w:t>
       </w:r>
     </w:p>
     <w:p>
       <w:pPr>
         <w:pStyle w:val="Heading2"/>
+        <w:spacing w:before="200" w:after="60"/>
       </w:pPr>
       <w:r>
         <w:rPr>
           <w:rFonts w:ascii="Calibri" w:hAnsi="Calibri"/>
           <w:b/>
           <w:color w:val="2C3E50"/>
-          <w:sz w:val="26"/>
+          <w:sz w:val="25"/>
         </w:rPr>
-        <w:t>2. Objective</w:t>
+        <w:t>2. Pre-Requisites</w:t>
       </w:r>
     </w:p>
     <w:p>
+      <w:pPr>
+        <w:pStyle w:val="ListBullet"/>
+        <w:spacing w:before="0" w:after="50" w:line="276" w:lineRule="auto"/>
+      </w:pPr>
       <w:r>
-        <w:t>To construct the core semantic HTML5 views and document skeletons for the Ledgerly Invoice Generator, including:</w:t>
-        <w:br/>
-        <w:t>1. Application Shell &amp; Mount Point (index.html)</w:t>
-        <w:br/>
-        <w:t>2. User Authentication Views (Login &amp; Register modals/views)</w:t>
-        <w:br/>
-        <w:t>3. Financial Dashboard &amp; Analytics View</w:t>
-        <w:br/>
-        <w:t>4. Invoice &amp; Estimate Builder Screen (Dynamic item tables &amp; signature canvas)</w:t>
-        <w:br/>
-        <w:t>5. Invoice Preview &amp; Printable Document Sheet (#invoiceSheet)</w:t>
-        <w:br/>
-        <w:t>6. Customer Directory &amp; Payment History Table</w:t>
+        <w:rPr>
+          <w:rFonts w:ascii="Calibri" w:hAnsi="Calibri"/>
+          <w:color w:val="1A202C"/>
+          <w:sz w:val="21"/>
+        </w:rPr>
+        <w:t>HTML5 document structure, standard tags, and Document Object Model (DOM) tree hierarchies.</w:t>
+      </w:r>
+    </w:p>
+    <w:p>
+      <w:pPr>
+        <w:pStyle w:val="ListBullet"/>
+        <w:spacing w:before="0" w:after="50" w:line="276" w:lineRule="auto"/>
+      </w:pPr>
+      <w:r>
+        <w:rPr>
+          <w:rFonts w:ascii="Calibri" w:hAnsi="Calibri"/>
+          <w:color w:val="1A202C"/>
+          <w:sz w:val="21"/>
+        </w:rPr>
+        <w:t>Understanding of accessibility guidelines (WAI-ARIA) and semantic markup benefits for browser rendering engines.</w:t>
       </w:r>
     </w:p>
     <w:p>
       <w:pPr>
         <w:pStyle w:val="Heading2"/>
+        <w:spacing w:before="200" w:after="60"/>
       </w:pPr>
       <w:r>
         <w:rPr>
           <w:rFonts w:ascii="Calibri" w:hAnsi="Calibri"/>
           <w:b/>
           <w:color w:val="2C3E50"/>
-          <w:sz w:val="26"/>
+          <w:sz w:val="25"/>
         </w:rPr>
-        <w:t>3. Theory</w:t>
-      </w:r>
-    </w:p>
-    <w:p>
-      <w:pPr>
-        <w:pStyle w:val="Heading3"/>
-      </w:pPr>
-      <w:r>
-        <w:rPr>
-          <w:rFonts w:ascii="Calibri" w:hAnsi="Calibri"/>
-          <w:b/>
-          <w:color w:val="34495E"/>
-          <w:sz w:val="22"/>
-        </w:rPr>
-        <w:t>3.1 HTML5 in Modern Single-Page Web Applications</w:t>
-      </w:r>
-    </w:p>
-    <w:p>
-      <w:r>
-        <w:t>HTML5 provides the foundational semantic skeleton. In modern web development, rather than reloading multiple discrete HTML documents, an SPA architecture utilizes a lightweight index.html host file containing global shell elements (navigation headers, toast notifications, modals) and a dynamic container (&lt;div id="app"&gt;) rendered dynamically via JavaScript view templates.</w:t>
-      </w:r>
-    </w:p>
-    <w:p>
-      <w:pPr>
-        <w:pStyle w:val="Heading3"/>
-      </w:pPr>
-      <w:r>
-        <w:rPr>
-          <w:rFonts w:ascii="Calibri" w:hAnsi="Calibri"/>
-          <w:b/>
-          <w:color w:val="34495E"/>
-          <w:sz w:val="22"/>
-        </w:rPr>
-        <w:t>3.2 Key HTML5 Elements Employed</w:t>
-      </w:r>
-    </w:p>
-    <w:p>
-      <w:r>
-        <w:t>• Document Architecture: &lt;!DOCTYPE html&gt;, &lt;html lang="en"&gt;, &lt;head&gt;, &lt;body&gt;, &lt;nav&gt;, &lt;header&gt;, &lt;main&gt;.</w:t>
-        <w:br/>
-        <w:t>• Form Components: &lt;form&gt;, &lt;input type="text|number|date|email|file"&gt;, &lt;select&gt;, &lt;option&gt;, &lt;button&gt;.</w:t>
-        <w:br/>
-        <w:t>• Billing Grid &amp; Ledgers: &lt;table&gt;, &lt;thead&gt;, &lt;tbody&gt;, &lt;tr&gt;, &lt;th&gt;, &lt;td&gt;, &lt;colgroup&gt;.</w:t>
-        <w:br/>
-        <w:t>• Graphics &amp; Signatures: &lt;canvas id="sigPad"&gt; for hardware-accelerated vector stylus/touch capture.</w:t>
-        <w:br/>
-        <w:t>• PWA Manifest &amp; Meta: &lt;link rel="manifest"&gt;, viewport meta tags for responsive mobile scaling.</w:t>
-      </w:r>
-    </w:p>
-    <w:p>
-      <w:pPr>
-        <w:pStyle w:val="Heading2"/>
-      </w:pPr>
-      <w:r>
-        <w:rPr>
-          <w:rFonts w:ascii="Calibri" w:hAnsi="Calibri"/>
-          <w:b/>
-          <w:color w:val="2C3E50"/>
-          <w:sz w:val="26"/>
-        </w:rPr>
-        <w:t>4. Pages &amp; View Architecture</w:t>
+        <w:t>Hardware &amp; Software Requirements</w:t>
       </w:r>
     </w:p>
     <w:tbl>
       <w:tblPr>
         <w:tblW w:type="auto" w:w="0"/>
         <w:jc w:val="center"/>
-        <w:tblLayout w:type="autofit"/>
+        <w:tblLayout w:type="fixed"/>
         <w:tblLook w:firstColumn="1" w:firstRow="1" w:lastColumn="0" w:lastRow="0" w:noHBand="0" w:noVBand="1" w:val="04A0"/>
+        <w:tblBorders>
+          <w:top w:val="single" w:sz="4" w:space="0" w:color="D1D5DB"/>
+          <w:left w:val="single" w:sz="4" w:space="0" w:color="D1D5DB"/>
+          <w:bottom w:val="single" w:sz="4" w:space="0" w:color="D1D5DB"/>
+          <w:right w:val="single" w:sz="4" w:space="0" w:color="D1D5DB"/>
+          <w:insideH w:val="single" w:sz="4" w:space="0" w:color="D1D5DB"/>
+          <w:insideV w:val="single" w:sz="4" w:space="0" w:color="D1D5DB"/>
+        </w:tblBorders>
       </w:tblPr>
       <w:tblGrid>
-        <w:gridCol w:w="2160"/>
-        <w:gridCol w:w="2160"/>
-        <w:gridCol w:w="2160"/>
-        <w:gridCol w:w="2160"/>
+        <w:gridCol w:w="3120"/>
+        <w:gridCol w:w="3120"/>
+        <w:gridCol w:w="3120"/>
       </w:tblGrid>
       <w:tr>
         <w:tc>
@@ -543,12 +612,13 @@
             <w:tcMar>
               <w:top w:w="120" w:type="dxa"/>
               <w:bottom w:w="120" w:type="dxa"/>
-              <w:left w:w="150" w:type="dxa"/>
-              <w:right w:w="150" w:type="dxa"/>
+              <w:left w:w="140" w:type="dxa"/>
+              <w:right w:w="140" w:type="dxa"/>
             </w:tcMar>
           </w:tcPr>
           <w:p>
             <w:pPr>
+              <w:spacing w:before="0" w:after="0"/>
               <w:jc w:val="left"/>
             </w:pPr>
             <w:r>
@@ -558,23 +628,24 @@
                 <w:color w:val="FFFFFF"/>
                 <w:sz w:val="20"/>
               </w:rPr>
-              <w:t>View / Screen</w:t>
+              <w:t>Category</w:t>
             </w:r>
           </w:p>
         </w:tc>
         <w:tc>
           <w:tcPr>
-            <w:tcW w:type="dxa" w:w="2160"/>
+            <w:tcW w:type="dxa" w:w="3168"/>
             <w:shd w:val="clear" w:color="auto" w:fill="1B4D4B"/>
             <w:tcMar>
               <w:top w:w="120" w:type="dxa"/>
               <w:bottom w:w="120" w:type="dxa"/>
-              <w:left w:w="150" w:type="dxa"/>
-              <w:right w:w="150" w:type="dxa"/>
+              <w:left w:w="140" w:type="dxa"/>
+              <w:right w:w="140" w:type="dxa"/>
             </w:tcMar>
           </w:tcPr>
           <w:p>
             <w:pPr>
+              <w:spacing w:before="0" w:after="0"/>
               <w:jc w:val="left"/>
             </w:pPr>
             <w:r>
@@ -584,23 +655,24 @@
                 <w:color w:val="FFFFFF"/>
                 <w:sz w:val="20"/>
               </w:rPr>
-              <w:t>URL Hash Route</w:t>
+              <w:t>Component / Specification</w:t>
             </w:r>
           </w:p>
         </w:tc>
         <w:tc>
           <w:tcPr>
-            <w:tcW w:type="dxa" w:w="2160"/>
+            <w:tcW w:type="dxa" w:w="4032"/>
             <w:shd w:val="clear" w:color="auto" w:fill="1B4D4B"/>
             <w:tcMar>
               <w:top w:w="120" w:type="dxa"/>
               <w:bottom w:w="120" w:type="dxa"/>
-              <w:left w:w="150" w:type="dxa"/>
-              <w:right w:w="150" w:type="dxa"/>
+              <w:left w:w="140" w:type="dxa"/>
+              <w:right w:w="140" w:type="dxa"/>
             </w:tcMar>
           </w:tcPr>
           <w:p>
             <w:pPr>
+              <w:spacing w:before="0" w:after="0"/>
               <w:jc w:val="left"/>
             </w:pPr>
             <w:r>
@@ -610,33 +682,7 @@
                 <w:color w:val="FFFFFF"/>
                 <w:sz w:val="20"/>
               </w:rPr>
-              <w:t>Key HTML Components</w:t>
-            </w:r>
-          </w:p>
-        </w:tc>
-        <w:tc>
-          <w:tcPr>
-            <w:tcW w:type="dxa" w:w="2160"/>
-            <w:shd w:val="clear" w:color="auto" w:fill="1B4D4B"/>
-            <w:tcMar>
-              <w:top w:w="120" w:type="dxa"/>
-              <w:bottom w:w="120" w:type="dxa"/>
-              <w:left w:w="150" w:type="dxa"/>
-              <w:right w:w="150" w:type="dxa"/>
-            </w:tcMar>
-          </w:tcPr>
-          <w:p>
-            <w:pPr>
-              <w:jc w:val="left"/>
-            </w:pPr>
-            <w:r>
-              <w:rPr>
-                <w:rFonts w:ascii="Calibri" w:hAnsi="Calibri"/>
-                <w:b/>
-                <w:color w:val="FFFFFF"/>
-                <w:sz w:val="20"/>
-              </w:rPr>
-              <w:t>Description</w:t>
+              <w:t>Minimum Recommended Configuration</w:t>
             </w:r>
           </w:p>
         </w:tc>
@@ -649,96 +695,74 @@
             <w:tcMar>
               <w:top w:w="100" w:type="dxa"/>
               <w:bottom w:w="100" w:type="dxa"/>
-              <w:left w:w="150" w:type="dxa"/>
-              <w:right w:w="150" w:type="dxa"/>
+              <w:left w:w="140" w:type="dxa"/>
+              <w:right w:w="140" w:type="dxa"/>
             </w:tcMar>
           </w:tcPr>
           <w:p>
             <w:pPr>
+              <w:spacing w:before="0" w:after="0" w:line="276" w:lineRule="auto"/>
               <w:jc w:val="left"/>
             </w:pPr>
             <w:r>
               <w:rPr>
                 <w:rFonts w:ascii="Calibri" w:hAnsi="Calibri"/>
-                <w:color w:val="333333"/>
+                <w:color w:val="1A202C"/>
                 <w:sz w:val="19"/>
               </w:rPr>
-              <w:t>Application Root</w:t>
+              <w:t>Hardware</w:t>
             </w:r>
           </w:p>
         </w:tc>
         <w:tc>
           <w:tcPr>
-            <w:tcW w:type="dxa" w:w="2160"/>
+            <w:tcW w:type="dxa" w:w="3168"/>
             <w:shd w:val="clear" w:color="auto" w:fill="FFFFFF"/>
             <w:tcMar>
               <w:top w:w="100" w:type="dxa"/>
               <w:bottom w:w="100" w:type="dxa"/>
-              <w:left w:w="150" w:type="dxa"/>
-              <w:right w:w="150" w:type="dxa"/>
+              <w:left w:w="140" w:type="dxa"/>
+              <w:right w:w="140" w:type="dxa"/>
             </w:tcMar>
           </w:tcPr>
           <w:p>
             <w:pPr>
+              <w:spacing w:before="0" w:after="0" w:line="276" w:lineRule="auto"/>
               <w:jc w:val="left"/>
             </w:pPr>
             <w:r>
               <w:rPr>
                 <w:rFonts w:ascii="Calibri" w:hAnsi="Calibri"/>
-                <w:color w:val="333333"/>
+                <w:color w:val="1A202C"/>
                 <w:sz w:val="19"/>
               </w:rPr>
-              <w:t>/</w:t>
+              <w:t>Processor / CPU</w:t>
             </w:r>
           </w:p>
         </w:tc>
         <w:tc>
           <w:tcPr>
-            <w:tcW w:type="dxa" w:w="2160"/>
+            <w:tcW w:type="dxa" w:w="4032"/>
             <w:shd w:val="clear" w:color="auto" w:fill="FFFFFF"/>
             <w:tcMar>
               <w:top w:w="100" w:type="dxa"/>
               <w:bottom w:w="100" w:type="dxa"/>
-              <w:left w:w="150" w:type="dxa"/>
-              <w:right w:w="150" w:type="dxa"/>
+              <w:left w:w="140" w:type="dxa"/>
+              <w:right w:w="140" w:type="dxa"/>
             </w:tcMar>
           </w:tcPr>
           <w:p>
             <w:pPr>
+              <w:spacing w:before="0" w:after="0" w:line="276" w:lineRule="auto"/>
               <w:jc w:val="left"/>
             </w:pPr>
             <w:r>
               <w:rPr>
                 <w:rFonts w:ascii="Calibri" w:hAnsi="Calibri"/>
-                <w:color w:val="333333"/>
+                <w:color w:val="1A202C"/>
                 <w:sz w:val="19"/>
               </w:rPr>
-              <w:t>&lt;div id="app"&gt;, &lt;div id="toast"&gt;</w:t>
-            </w:r>
-          </w:p>
-        </w:tc>
-        <w:tc>
-          <w:tcPr>
-            <w:tcW w:type="dxa" w:w="2160"/>
-            <w:shd w:val="clear" w:color="auto" w:fill="FFFFFF"/>
-            <w:tcMar>
-              <w:top w:w="100" w:type="dxa"/>
-              <w:bottom w:w="100" w:type="dxa"/>
-              <w:left w:w="150" w:type="dxa"/>
-              <w:right w:w="150" w:type="dxa"/>
-            </w:tcMar>
-          </w:tcPr>
-          <w:p>
-            <w:pPr>
-              <w:jc w:val="left"/>
-            </w:pPr>
-            <w:r>
-              <w:rPr>
-                <w:rFonts w:ascii="Calibri" w:hAnsi="Calibri"/>
-                <w:color w:val="333333"/>
-                <w:sz w:val="19"/>
-              </w:rPr>
-              <w:t>Mount point for PWA shell and global toasts.</w:t>
+              <w:t>Intel Core i5 / AMD Ryzen 5 or higher (minimum 2.0 GHz)</w:t>
             </w:r>
           </w:p>
         </w:tc>
@@ -747,100 +771,78 @@
         <w:tc>
           <w:tcPr>
             <w:tcW w:type="dxa" w:w="2160"/>
-            <w:shd w:val="clear" w:color="auto" w:fill="F4F6F6"/>
+            <w:shd w:val="clear" w:color="auto" w:fill="F7FAFC"/>
             <w:tcMar>
               <w:top w:w="100" w:type="dxa"/>
               <w:bottom w:w="100" w:type="dxa"/>
-              <w:left w:w="150" w:type="dxa"/>
-              <w:right w:w="150" w:type="dxa"/>
+              <w:left w:w="140" w:type="dxa"/>
+              <w:right w:w="140" w:type="dxa"/>
             </w:tcMar>
           </w:tcPr>
           <w:p>
             <w:pPr>
+              <w:spacing w:before="0" w:after="0" w:line="276" w:lineRule="auto"/>
               <w:jc w:val="left"/>
             </w:pPr>
             <w:r>
               <w:rPr>
                 <w:rFonts w:ascii="Calibri" w:hAnsi="Calibri"/>
-                <w:color w:val="333333"/>
+                <w:color w:val="1A202C"/>
                 <w:sz w:val="19"/>
               </w:rPr>
-              <w:t>Sign In Screen</w:t>
+              <w:t>Hardware</w:t>
             </w:r>
           </w:p>
         </w:tc>
         <w:tc>
           <w:tcPr>
-            <w:tcW w:type="dxa" w:w="2160"/>
-            <w:shd w:val="clear" w:color="auto" w:fill="F4F6F6"/>
+            <w:tcW w:type="dxa" w:w="3168"/>
+            <w:shd w:val="clear" w:color="auto" w:fill="F7FAFC"/>
             <w:tcMar>
               <w:top w:w="100" w:type="dxa"/>
               <w:bottom w:w="100" w:type="dxa"/>
-              <w:left w:w="150" w:type="dxa"/>
-              <w:right w:w="150" w:type="dxa"/>
+              <w:left w:w="140" w:type="dxa"/>
+              <w:right w:w="140" w:type="dxa"/>
             </w:tcMar>
           </w:tcPr>
           <w:p>
             <w:pPr>
+              <w:spacing w:before="0" w:after="0" w:line="276" w:lineRule="auto"/>
               <w:jc w:val="left"/>
             </w:pPr>
             <w:r>
               <w:rPr>
                 <w:rFonts w:ascii="Calibri" w:hAnsi="Calibri"/>
-                <w:color w:val="333333"/>
+                <w:color w:val="1A202C"/>
                 <w:sz w:val="19"/>
               </w:rPr>
-              <w:t>#/login</w:t>
+              <w:t>System Memory (RAM)</w:t>
             </w:r>
           </w:p>
         </w:tc>
         <w:tc>
           <w:tcPr>
-            <w:tcW w:type="dxa" w:w="2160"/>
-            <w:shd w:val="clear" w:color="auto" w:fill="F4F6F6"/>
+            <w:tcW w:type="dxa" w:w="4032"/>
+            <w:shd w:val="clear" w:color="auto" w:fill="F7FAFC"/>
             <w:tcMar>
               <w:top w:w="100" w:type="dxa"/>
               <w:bottom w:w="100" w:type="dxa"/>
-              <w:left w:w="150" w:type="dxa"/>
-              <w:right w:w="150" w:type="dxa"/>
+              <w:left w:w="140" w:type="dxa"/>
+              <w:right w:w="140" w:type="dxa"/>
             </w:tcMar>
           </w:tcPr>
           <w:p>
             <w:pPr>
+              <w:spacing w:before="0" w:after="0" w:line="276" w:lineRule="auto"/>
               <w:jc w:val="left"/>
             </w:pPr>
             <w:r>
               <w:rPr>
                 <w:rFonts w:ascii="Calibri" w:hAnsi="Calibri"/>
-                <w:color w:val="333333"/>
+                <w:color w:val="1A202C"/>
                 <w:sz w:val="19"/>
               </w:rPr>
-              <w:t>&lt;form&gt;, &lt;input type="email"&gt;, &lt;input type="password"&gt;</w:t>
-            </w:r>
-          </w:p>
-        </w:tc>
-        <w:tc>
-          <w:tcPr>
-            <w:tcW w:type="dxa" w:w="2160"/>
-            <w:shd w:val="clear" w:color="auto" w:fill="F4F6F6"/>
-            <w:tcMar>
-              <w:top w:w="100" w:type="dxa"/>
-              <w:bottom w:w="100" w:type="dxa"/>
-              <w:left w:w="150" w:type="dxa"/>
-              <w:right w:w="150" w:type="dxa"/>
-            </w:tcMar>
-          </w:tcPr>
-          <w:p>
-            <w:pPr>
-              <w:jc w:val="left"/>
-            </w:pPr>
-            <w:r>
-              <w:rPr>
-                <w:rFonts w:ascii="Calibri" w:hAnsi="Calibri"/>
-                <w:color w:val="333333"/>
-                <w:sz w:val="19"/>
-              </w:rPr>
-              <w:t>Secure account access form.</w:t>
+              <w:t>8.0 GB RAM or higher recommended</w:t>
             </w:r>
           </w:p>
         </w:tc>
@@ -853,96 +855,74 @@
             <w:tcMar>
               <w:top w:w="100" w:type="dxa"/>
               <w:bottom w:w="100" w:type="dxa"/>
-              <w:left w:w="150" w:type="dxa"/>
-              <w:right w:w="150" w:type="dxa"/>
+              <w:left w:w="140" w:type="dxa"/>
+              <w:right w:w="140" w:type="dxa"/>
             </w:tcMar>
           </w:tcPr>
           <w:p>
             <w:pPr>
+              <w:spacing w:before="0" w:after="0" w:line="276" w:lineRule="auto"/>
               <w:jc w:val="left"/>
             </w:pPr>
             <w:r>
               <w:rPr>
                 <w:rFonts w:ascii="Calibri" w:hAnsi="Calibri"/>
-                <w:color w:val="333333"/>
+                <w:color w:val="1A202C"/>
                 <w:sz w:val="19"/>
               </w:rPr>
-              <w:t>User Registration</w:t>
+              <w:t>Hardware</w:t>
             </w:r>
           </w:p>
         </w:tc>
         <w:tc>
           <w:tcPr>
-            <w:tcW w:type="dxa" w:w="2160"/>
+            <w:tcW w:type="dxa" w:w="3168"/>
             <w:shd w:val="clear" w:color="auto" w:fill="FFFFFF"/>
             <w:tcMar>
               <w:top w:w="100" w:type="dxa"/>
               <w:bottom w:w="100" w:type="dxa"/>
-              <w:left w:w="150" w:type="dxa"/>
-              <w:right w:w="150" w:type="dxa"/>
+              <w:left w:w="140" w:type="dxa"/>
+              <w:right w:w="140" w:type="dxa"/>
             </w:tcMar>
           </w:tcPr>
           <w:p>
             <w:pPr>
+              <w:spacing w:before="0" w:after="0" w:line="276" w:lineRule="auto"/>
               <w:jc w:val="left"/>
             </w:pPr>
             <w:r>
               <w:rPr>
                 <w:rFonts w:ascii="Calibri" w:hAnsi="Calibri"/>
-                <w:color w:val="333333"/>
+                <w:color w:val="1A202C"/>
                 <w:sz w:val="19"/>
               </w:rPr>
-              <w:t>#/register</w:t>
+              <w:t>Storage / Disk</w:t>
             </w:r>
           </w:p>
         </w:tc>
         <w:tc>
           <w:tcPr>
-            <w:tcW w:type="dxa" w:w="2160"/>
+            <w:tcW w:type="dxa" w:w="4032"/>
             <w:shd w:val="clear" w:color="auto" w:fill="FFFFFF"/>
             <w:tcMar>
               <w:top w:w="100" w:type="dxa"/>
               <w:bottom w:w="100" w:type="dxa"/>
-              <w:left w:w="150" w:type="dxa"/>
-              <w:right w:w="150" w:type="dxa"/>
+              <w:left w:w="140" w:type="dxa"/>
+              <w:right w:w="140" w:type="dxa"/>
             </w:tcMar>
           </w:tcPr>
           <w:p>
             <w:pPr>
+              <w:spacing w:before="0" w:after="0" w:line="276" w:lineRule="auto"/>
               <w:jc w:val="left"/>
             </w:pPr>
             <w:r>
               <w:rPr>
                 <w:rFonts w:ascii="Calibri" w:hAnsi="Calibri"/>
-                <w:color w:val="333333"/>
+                <w:color w:val="1A202C"/>
                 <w:sz w:val="19"/>
               </w:rPr>
-              <w:t>&lt;form&gt;, 5+ input fields, submit button</w:t>
-            </w:r>
-          </w:p>
-        </w:tc>
-        <w:tc>
-          <w:tcPr>
-            <w:tcW w:type="dxa" w:w="2160"/>
-            <w:shd w:val="clear" w:color="auto" w:fill="FFFFFF"/>
-            <w:tcMar>
-              <w:top w:w="100" w:type="dxa"/>
-              <w:bottom w:w="100" w:type="dxa"/>
-              <w:left w:w="150" w:type="dxa"/>
-              <w:right w:w="150" w:type="dxa"/>
-            </w:tcMar>
-          </w:tcPr>
-          <w:p>
-            <w:pPr>
-              <w:jc w:val="left"/>
-            </w:pPr>
-            <w:r>
-              <w:rPr>
-                <w:rFonts w:ascii="Calibri" w:hAnsi="Calibri"/>
-                <w:color w:val="333333"/>
-                <w:sz w:val="19"/>
-              </w:rPr>
-              <w:t>New account creation with validation.</w:t>
+              <w:t>256 GB SSD (Minimum 500 MB free workspace space)</w:t>
             </w:r>
           </w:p>
         </w:tc>
@@ -951,100 +931,78 @@
         <w:tc>
           <w:tcPr>
             <w:tcW w:type="dxa" w:w="2160"/>
-            <w:shd w:val="clear" w:color="auto" w:fill="F4F6F6"/>
+            <w:shd w:val="clear" w:color="auto" w:fill="F7FAFC"/>
             <w:tcMar>
               <w:top w:w="100" w:type="dxa"/>
               <w:bottom w:w="100" w:type="dxa"/>
-              <w:left w:w="150" w:type="dxa"/>
-              <w:right w:w="150" w:type="dxa"/>
+              <w:left w:w="140" w:type="dxa"/>
+              <w:right w:w="140" w:type="dxa"/>
             </w:tcMar>
           </w:tcPr>
           <w:p>
             <w:pPr>
+              <w:spacing w:before="0" w:after="0" w:line="276" w:lineRule="auto"/>
               <w:jc w:val="left"/>
             </w:pPr>
             <w:r>
               <w:rPr>
                 <w:rFonts w:ascii="Calibri" w:hAnsi="Calibri"/>
-                <w:color w:val="333333"/>
+                <w:color w:val="1A202C"/>
                 <w:sz w:val="19"/>
               </w:rPr>
-              <w:t>Dashboard View</w:t>
+              <w:t>Hardware</w:t>
             </w:r>
           </w:p>
         </w:tc>
         <w:tc>
           <w:tcPr>
-            <w:tcW w:type="dxa" w:w="2160"/>
-            <w:shd w:val="clear" w:color="auto" w:fill="F4F6F6"/>
+            <w:tcW w:type="dxa" w:w="3168"/>
+            <w:shd w:val="clear" w:color="auto" w:fill="F7FAFC"/>
             <w:tcMar>
               <w:top w:w="100" w:type="dxa"/>
               <w:bottom w:w="100" w:type="dxa"/>
-              <w:left w:w="150" w:type="dxa"/>
-              <w:right w:w="150" w:type="dxa"/>
+              <w:left w:w="140" w:type="dxa"/>
+              <w:right w:w="140" w:type="dxa"/>
             </w:tcMar>
           </w:tcPr>
           <w:p>
             <w:pPr>
+              <w:spacing w:before="0" w:after="0" w:line="276" w:lineRule="auto"/>
               <w:jc w:val="left"/>
             </w:pPr>
             <w:r>
               <w:rPr>
                 <w:rFonts w:ascii="Calibri" w:hAnsi="Calibri"/>
-                <w:color w:val="333333"/>
+                <w:color w:val="1A202C"/>
                 <w:sz w:val="19"/>
               </w:rPr>
-              <w:t>#/dashboard</w:t>
+              <w:t>Display / Resolution</w:t>
             </w:r>
           </w:p>
         </w:tc>
         <w:tc>
           <w:tcPr>
-            <w:tcW w:type="dxa" w:w="2160"/>
-            <w:shd w:val="clear" w:color="auto" w:fill="F4F6F6"/>
+            <w:tcW w:type="dxa" w:w="4032"/>
+            <w:shd w:val="clear" w:color="auto" w:fill="F7FAFC"/>
             <w:tcMar>
               <w:top w:w="100" w:type="dxa"/>
               <w:bottom w:w="100" w:type="dxa"/>
-              <w:left w:w="150" w:type="dxa"/>
-              <w:right w:w="150" w:type="dxa"/>
+              <w:left w:w="140" w:type="dxa"/>
+              <w:right w:w="140" w:type="dxa"/>
             </w:tcMar>
           </w:tcPr>
           <w:p>
             <w:pPr>
+              <w:spacing w:before="0" w:after="0" w:line="276" w:lineRule="auto"/>
               <w:jc w:val="left"/>
             </w:pPr>
             <w:r>
               <w:rPr>
                 <w:rFonts w:ascii="Calibri" w:hAnsi="Calibri"/>
-                <w:color w:val="333333"/>
+                <w:color w:val="1A202C"/>
                 <w:sz w:val="19"/>
               </w:rPr>
-              <w:t>&lt;div class="kpi-grid"&gt;, &lt;svg&gt; charts</w:t>
-            </w:r>
-          </w:p>
-        </w:tc>
-        <w:tc>
-          <w:tcPr>
-            <w:tcW w:type="dxa" w:w="2160"/>
-            <w:shd w:val="clear" w:color="auto" w:fill="F4F6F6"/>
-            <w:tcMar>
-              <w:top w:w="100" w:type="dxa"/>
-              <w:bottom w:w="100" w:type="dxa"/>
-              <w:left w:w="150" w:type="dxa"/>
-              <w:right w:w="150" w:type="dxa"/>
-            </w:tcMar>
-          </w:tcPr>
-          <w:p>
-            <w:pPr>
-              <w:jc w:val="left"/>
-            </w:pPr>
-            <w:r>
-              <w:rPr>
-                <w:rFonts w:ascii="Calibri" w:hAnsi="Calibri"/>
-                <w:color w:val="333333"/>
-                <w:sz w:val="19"/>
-              </w:rPr>
-              <w:t>Financial KPIs and overdue invoices.</w:t>
+              <w:t>1920 x 1080 Full HD (Responsive down to 360 x 640 mobile viewports)</w:t>
             </w:r>
           </w:p>
         </w:tc>
@@ -1057,96 +1015,74 @@
             <w:tcMar>
               <w:top w:w="100" w:type="dxa"/>
               <w:bottom w:w="100" w:type="dxa"/>
-              <w:left w:w="150" w:type="dxa"/>
-              <w:right w:w="150" w:type="dxa"/>
+              <w:left w:w="140" w:type="dxa"/>
+              <w:right w:w="140" w:type="dxa"/>
             </w:tcMar>
           </w:tcPr>
           <w:p>
             <w:pPr>
+              <w:spacing w:before="0" w:after="0" w:line="276" w:lineRule="auto"/>
               <w:jc w:val="left"/>
             </w:pPr>
             <w:r>
               <w:rPr>
                 <w:rFonts w:ascii="Calibri" w:hAnsi="Calibri"/>
-                <w:color w:val="333333"/>
+                <w:color w:val="1A202C"/>
                 <w:sz w:val="19"/>
               </w:rPr>
-              <w:t>Invoice Builder</w:t>
+              <w:t>Software / Runtime</w:t>
             </w:r>
           </w:p>
         </w:tc>
         <w:tc>
           <w:tcPr>
-            <w:tcW w:type="dxa" w:w="2160"/>
+            <w:tcW w:type="dxa" w:w="3168"/>
             <w:shd w:val="clear" w:color="auto" w:fill="FFFFFF"/>
             <w:tcMar>
               <w:top w:w="100" w:type="dxa"/>
               <w:bottom w:w="100" w:type="dxa"/>
-              <w:left w:w="150" w:type="dxa"/>
-              <w:right w:w="150" w:type="dxa"/>
+              <w:left w:w="140" w:type="dxa"/>
+              <w:right w:w="140" w:type="dxa"/>
             </w:tcMar>
           </w:tcPr>
           <w:p>
             <w:pPr>
+              <w:spacing w:before="0" w:after="0" w:line="276" w:lineRule="auto"/>
               <w:jc w:val="left"/>
             </w:pPr>
             <w:r>
               <w:rPr>
                 <w:rFonts w:ascii="Calibri" w:hAnsi="Calibri"/>
-                <w:color w:val="333333"/>
+                <w:color w:val="1A202C"/>
                 <w:sz w:val="19"/>
               </w:rPr>
-              <w:t>#/create</w:t>
+              <w:t>Operating System</w:t>
             </w:r>
           </w:p>
         </w:tc>
         <w:tc>
           <w:tcPr>
-            <w:tcW w:type="dxa" w:w="2160"/>
+            <w:tcW w:type="dxa" w:w="4032"/>
             <w:shd w:val="clear" w:color="auto" w:fill="FFFFFF"/>
             <w:tcMar>
               <w:top w:w="100" w:type="dxa"/>
               <w:bottom w:w="100" w:type="dxa"/>
-              <w:left w:w="150" w:type="dxa"/>
-              <w:right w:w="150" w:type="dxa"/>
+              <w:left w:w="140" w:type="dxa"/>
+              <w:right w:w="140" w:type="dxa"/>
             </w:tcMar>
           </w:tcPr>
           <w:p>
             <w:pPr>
+              <w:spacing w:before="0" w:after="0" w:line="276" w:lineRule="auto"/>
               <w:jc w:val="left"/>
             </w:pPr>
             <w:r>
               <w:rPr>
                 <w:rFonts w:ascii="Calibri" w:hAnsi="Calibri"/>
-                <w:color w:val="333333"/>
+                <w:color w:val="1A202C"/>
                 <w:sz w:val="19"/>
               </w:rPr>
-              <w:t>&lt;form&gt;, &lt;table class="items-table"&gt;, &lt;canvas&gt;</w:t>
-            </w:r>
-          </w:p>
-        </w:tc>
-        <w:tc>
-          <w:tcPr>
-            <w:tcW w:type="dxa" w:w="2160"/>
-            <w:shd w:val="clear" w:color="auto" w:fill="FFFFFF"/>
-            <w:tcMar>
-              <w:top w:w="100" w:type="dxa"/>
-              <w:bottom w:w="100" w:type="dxa"/>
-              <w:left w:w="150" w:type="dxa"/>
-              <w:right w:w="150" w:type="dxa"/>
-            </w:tcMar>
-          </w:tcPr>
-          <w:p>
-            <w:pPr>
-              <w:jc w:val="left"/>
-            </w:pPr>
-            <w:r>
-              <w:rPr>
-                <w:rFonts w:ascii="Calibri" w:hAnsi="Calibri"/>
-                <w:color w:val="333333"/>
-                <w:sz w:val="19"/>
-              </w:rPr>
-              <w:t>Line-item entry, taxes, discount, signature.</w:t>
+              <w:t>Windows 11 / 10 (64-bit) / Ubuntu Linux / macOS</w:t>
             </w:r>
           </w:p>
         </w:tc>
@@ -1155,100 +1091,78 @@
         <w:tc>
           <w:tcPr>
             <w:tcW w:type="dxa" w:w="2160"/>
-            <w:shd w:val="clear" w:color="auto" w:fill="F4F6F6"/>
+            <w:shd w:val="clear" w:color="auto" w:fill="F7FAFC"/>
             <w:tcMar>
               <w:top w:w="100" w:type="dxa"/>
               <w:bottom w:w="100" w:type="dxa"/>
-              <w:left w:w="150" w:type="dxa"/>
-              <w:right w:w="150" w:type="dxa"/>
+              <w:left w:w="140" w:type="dxa"/>
+              <w:right w:w="140" w:type="dxa"/>
             </w:tcMar>
           </w:tcPr>
           <w:p>
             <w:pPr>
+              <w:spacing w:before="0" w:after="0" w:line="276" w:lineRule="auto"/>
               <w:jc w:val="left"/>
             </w:pPr>
             <w:r>
               <w:rPr>
                 <w:rFonts w:ascii="Calibri" w:hAnsi="Calibri"/>
-                <w:color w:val="333333"/>
+                <w:color w:val="1A202C"/>
                 <w:sz w:val="19"/>
               </w:rPr>
-              <w:t>Invoice Preview Sheet</w:t>
+              <w:t>Software / Runtime</w:t>
             </w:r>
           </w:p>
         </w:tc>
         <w:tc>
           <w:tcPr>
-            <w:tcW w:type="dxa" w:w="2160"/>
-            <w:shd w:val="clear" w:color="auto" w:fill="F4F6F6"/>
+            <w:tcW w:type="dxa" w:w="3168"/>
+            <w:shd w:val="clear" w:color="auto" w:fill="F7FAFC"/>
             <w:tcMar>
               <w:top w:w="100" w:type="dxa"/>
               <w:bottom w:w="100" w:type="dxa"/>
-              <w:left w:w="150" w:type="dxa"/>
-              <w:right w:w="150" w:type="dxa"/>
+              <w:left w:w="140" w:type="dxa"/>
+              <w:right w:w="140" w:type="dxa"/>
             </w:tcMar>
           </w:tcPr>
           <w:p>
             <w:pPr>
+              <w:spacing w:before="0" w:after="0" w:line="276" w:lineRule="auto"/>
               <w:jc w:val="left"/>
             </w:pPr>
             <w:r>
               <w:rPr>
                 <w:rFonts w:ascii="Calibri" w:hAnsi="Calibri"/>
-                <w:color w:val="333333"/>
+                <w:color w:val="1A202C"/>
                 <w:sz w:val="19"/>
               </w:rPr>
-              <w:t>#/preview</w:t>
+              <w:t>Web Browser</w:t>
             </w:r>
           </w:p>
         </w:tc>
         <w:tc>
           <w:tcPr>
-            <w:tcW w:type="dxa" w:w="2160"/>
-            <w:shd w:val="clear" w:color="auto" w:fill="F4F6F6"/>
+            <w:tcW w:type="dxa" w:w="4032"/>
+            <w:shd w:val="clear" w:color="auto" w:fill="F7FAFC"/>
             <w:tcMar>
               <w:top w:w="100" w:type="dxa"/>
               <w:bottom w:w="100" w:type="dxa"/>
-              <w:left w:w="150" w:type="dxa"/>
-              <w:right w:w="150" w:type="dxa"/>
+              <w:left w:w="140" w:type="dxa"/>
+              <w:right w:w="140" w:type="dxa"/>
             </w:tcMar>
           </w:tcPr>
           <w:p>
             <w:pPr>
+              <w:spacing w:before="0" w:after="0" w:line="276" w:lineRule="auto"/>
               <w:jc w:val="left"/>
             </w:pPr>
             <w:r>
               <w:rPr>
                 <w:rFonts w:ascii="Calibri" w:hAnsi="Calibri"/>
-                <w:color w:val="333333"/>
+                <w:color w:val="1A202C"/>
                 <w:sz w:val="19"/>
               </w:rPr>
-              <w:t>&lt;div id="invoiceSheet"&gt;, &lt;table&gt;, &lt;img&gt; QR</w:t>
-            </w:r>
-          </w:p>
-        </w:tc>
-        <w:tc>
-          <w:tcPr>
-            <w:tcW w:type="dxa" w:w="2160"/>
-            <w:shd w:val="clear" w:color="auto" w:fill="F4F6F6"/>
-            <w:tcMar>
-              <w:top w:w="100" w:type="dxa"/>
-              <w:bottom w:w="100" w:type="dxa"/>
-              <w:left w:w="150" w:type="dxa"/>
-              <w:right w:w="150" w:type="dxa"/>
-            </w:tcMar>
-          </w:tcPr>
-          <w:p>
-            <w:pPr>
-              <w:jc w:val="left"/>
-            </w:pPr>
-            <w:r>
-              <w:rPr>
-                <w:rFonts w:ascii="Calibri" w:hAnsi="Calibri"/>
-                <w:color w:val="333333"/>
-                <w:sz w:val="19"/>
-              </w:rPr>
-              <w:t>Print-ready A4 billing sheet.</w:t>
+              <w:t>Google Chrome (v110+), Mozilla Firefox (v115+), Microsoft Edge</w:t>
             </w:r>
           </w:p>
         </w:tc>
@@ -1261,24 +1175,159 @@
             <w:tcMar>
               <w:top w:w="100" w:type="dxa"/>
               <w:bottom w:w="100" w:type="dxa"/>
-              <w:left w:w="150" w:type="dxa"/>
-              <w:right w:w="150" w:type="dxa"/>
+              <w:left w:w="140" w:type="dxa"/>
+              <w:right w:w="140" w:type="dxa"/>
             </w:tcMar>
           </w:tcPr>
           <w:p>
             <w:pPr>
+              <w:spacing w:before="0" w:after="0" w:line="276" w:lineRule="auto"/>
               <w:jc w:val="left"/>
             </w:pPr>
             <w:r>
               <w:rPr>
                 <w:rFonts w:ascii="Calibri" w:hAnsi="Calibri"/>
-                <w:color w:val="333333"/>
+                <w:color w:val="1A202C"/>
                 <w:sz w:val="19"/>
               </w:rPr>
-              <w:t>Customer Directory</w:t>
+              <w:t>Software / Runtime</w:t>
             </w:r>
           </w:p>
         </w:tc>
+        <w:tc>
+          <w:tcPr>
+            <w:tcW w:type="dxa" w:w="3168"/>
+            <w:shd w:val="clear" w:color="auto" w:fill="FFFFFF"/>
+            <w:tcMar>
+              <w:top w:w="100" w:type="dxa"/>
+              <w:bottom w:w="100" w:type="dxa"/>
+              <w:left w:w="140" w:type="dxa"/>
+              <w:right w:w="140" w:type="dxa"/>
+            </w:tcMar>
+          </w:tcPr>
+          <w:p>
+            <w:pPr>
+              <w:spacing w:before="0" w:after="0" w:line="276" w:lineRule="auto"/>
+              <w:jc w:val="left"/>
+            </w:pPr>
+            <w:r>
+              <w:rPr>
+                <w:rFonts w:ascii="Calibri" w:hAnsi="Calibri"/>
+                <w:color w:val="1A202C"/>
+                <w:sz w:val="19"/>
+              </w:rPr>
+              <w:t>Core Technologies</w:t>
+            </w:r>
+          </w:p>
+        </w:tc>
+        <w:tc>
+          <w:tcPr>
+            <w:tcW w:type="dxa" w:w="4032"/>
+            <w:shd w:val="clear" w:color="auto" w:fill="FFFFFF"/>
+            <w:tcMar>
+              <w:top w:w="100" w:type="dxa"/>
+              <w:bottom w:w="100" w:type="dxa"/>
+              <w:left w:w="140" w:type="dxa"/>
+              <w:right w:w="140" w:type="dxa"/>
+            </w:tcMar>
+          </w:tcPr>
+          <w:p>
+            <w:pPr>
+              <w:spacing w:before="0" w:after="0" w:line="276" w:lineRule="auto"/>
+              <w:jc w:val="left"/>
+            </w:pPr>
+            <w:r>
+              <w:rPr>
+                <w:rFonts w:ascii="Calibri" w:hAnsi="Calibri"/>
+                <w:color w:val="1A202C"/>
+                <w:sz w:val="19"/>
+              </w:rPr>
+              <w:t>HTML5, Vanilla CSS3 (Custom Variables), ECMAScript 2022 (Pure Vanilla JS)</w:t>
+            </w:r>
+          </w:p>
+        </w:tc>
+      </w:tr>
+      <w:tr>
+        <w:tc>
+          <w:tcPr>
+            <w:tcW w:type="dxa" w:w="2160"/>
+            <w:shd w:val="clear" w:color="auto" w:fill="F7FAFC"/>
+            <w:tcMar>
+              <w:top w:w="100" w:type="dxa"/>
+              <w:bottom w:w="100" w:type="dxa"/>
+              <w:left w:w="140" w:type="dxa"/>
+              <w:right w:w="140" w:type="dxa"/>
+            </w:tcMar>
+          </w:tcPr>
+          <w:p>
+            <w:pPr>
+              <w:spacing w:before="0" w:after="0" w:line="276" w:lineRule="auto"/>
+              <w:jc w:val="left"/>
+            </w:pPr>
+            <w:r>
+              <w:rPr>
+                <w:rFonts w:ascii="Calibri" w:hAnsi="Calibri"/>
+                <w:color w:val="1A202C"/>
+                <w:sz w:val="19"/>
+              </w:rPr>
+              <w:t>Software / Runtime</w:t>
+            </w:r>
+          </w:p>
+        </w:tc>
+        <w:tc>
+          <w:tcPr>
+            <w:tcW w:type="dxa" w:w="3168"/>
+            <w:shd w:val="clear" w:color="auto" w:fill="F7FAFC"/>
+            <w:tcMar>
+              <w:top w:w="100" w:type="dxa"/>
+              <w:bottom w:w="100" w:type="dxa"/>
+              <w:left w:w="140" w:type="dxa"/>
+              <w:right w:w="140" w:type="dxa"/>
+            </w:tcMar>
+          </w:tcPr>
+          <w:p>
+            <w:pPr>
+              <w:spacing w:before="0" w:after="0" w:line="276" w:lineRule="auto"/>
+              <w:jc w:val="left"/>
+            </w:pPr>
+            <w:r>
+              <w:rPr>
+                <w:rFonts w:ascii="Calibri" w:hAnsi="Calibri"/>
+                <w:color w:val="1A202C"/>
+                <w:sz w:val="19"/>
+              </w:rPr>
+              <w:t>Runtime &amp; Tooling</w:t>
+            </w:r>
+          </w:p>
+        </w:tc>
+        <w:tc>
+          <w:tcPr>
+            <w:tcW w:type="dxa" w:w="4032"/>
+            <w:shd w:val="clear" w:color="auto" w:fill="F7FAFC"/>
+            <w:tcMar>
+              <w:top w:w="100" w:type="dxa"/>
+              <w:bottom w:w="100" w:type="dxa"/>
+              <w:left w:w="140" w:type="dxa"/>
+              <w:right w:w="140" w:type="dxa"/>
+            </w:tcMar>
+          </w:tcPr>
+          <w:p>
+            <w:pPr>
+              <w:spacing w:before="0" w:after="0" w:line="276" w:lineRule="auto"/>
+              <w:jc w:val="left"/>
+            </w:pPr>
+            <w:r>
+              <w:rPr>
+                <w:rFonts w:ascii="Calibri" w:hAnsi="Calibri"/>
+                <w:color w:val="1A202C"/>
+                <w:sz w:val="19"/>
+              </w:rPr>
+              <w:t>Node.js LTS (v20+) for local asset bundling &amp; Python 3.10+ for automated testing</w:t>
+            </w:r>
+          </w:p>
+        </w:tc>
+      </w:tr>
+      <w:tr>
         <w:tc>
           <w:tcPr>
             <w:tcW w:type="dxa" w:w="2160"/>
@@ -1286,71 +1335,154 @@
             <w:tcMar>
               <w:top w:w="100" w:type="dxa"/>
               <w:bottom w:w="100" w:type="dxa"/>
-              <w:left w:w="150" w:type="dxa"/>
-              <w:right w:w="150" w:type="dxa"/>
+              <w:left w:w="140" w:type="dxa"/>
+              <w:right w:w="140" w:type="dxa"/>
             </w:tcMar>
           </w:tcPr>
           <w:p>
             <w:pPr>
+              <w:spacing w:before="0" w:after="0" w:line="276" w:lineRule="auto"/>
               <w:jc w:val="left"/>
             </w:pPr>
             <w:r>
               <w:rPr>
                 <w:rFonts w:ascii="Calibri" w:hAnsi="Calibri"/>
-                <w:color w:val="333333"/>
+                <w:color w:val="1A202C"/>
                 <w:sz w:val="19"/>
               </w:rPr>
-              <w:t>#/customers</w:t>
+              <w:t>Software / Runtime</w:t>
             </w:r>
           </w:p>
         </w:tc>
         <w:tc>
           <w:tcPr>
-            <w:tcW w:type="dxa" w:w="2160"/>
+            <w:tcW w:type="dxa" w:w="3168"/>
             <w:shd w:val="clear" w:color="auto" w:fill="FFFFFF"/>
             <w:tcMar>
               <w:top w:w="100" w:type="dxa"/>
               <w:bottom w:w="100" w:type="dxa"/>
-              <w:left w:w="150" w:type="dxa"/>
-              <w:right w:w="150" w:type="dxa"/>
+              <w:left w:w="140" w:type="dxa"/>
+              <w:right w:w="140" w:type="dxa"/>
             </w:tcMar>
           </w:tcPr>
           <w:p>
             <w:pPr>
+              <w:spacing w:before="0" w:after="0" w:line="276" w:lineRule="auto"/>
               <w:jc w:val="left"/>
             </w:pPr>
             <w:r>
               <w:rPr>
                 <w:rFonts w:ascii="Calibri" w:hAnsi="Calibri"/>
-                <w:color w:val="333333"/>
+                <w:color w:val="1A202C"/>
                 <w:sz w:val="19"/>
               </w:rPr>
-              <w:t>&lt;div class="cards-grid"&gt;, modals</w:t>
+              <w:t>Testing Suite</w:t>
             </w:r>
           </w:p>
         </w:tc>
         <w:tc>
           <w:tcPr>
-            <w:tcW w:type="dxa" w:w="2160"/>
+            <w:tcW w:type="dxa" w:w="4032"/>
             <w:shd w:val="clear" w:color="auto" w:fill="FFFFFF"/>
             <w:tcMar>
               <w:top w:w="100" w:type="dxa"/>
               <w:bottom w:w="100" w:type="dxa"/>
-              <w:left w:w="150" w:type="dxa"/>
-              <w:right w:w="150" w:type="dxa"/>
+              <w:left w:w="140" w:type="dxa"/>
+              <w:right w:w="140" w:type="dxa"/>
             </w:tcMar>
           </w:tcPr>
           <w:p>
             <w:pPr>
+              <w:spacing w:before="0" w:after="0" w:line="276" w:lineRule="auto"/>
               <w:jc w:val="left"/>
             </w:pPr>
             <w:r>
               <w:rPr>
                 <w:rFonts w:ascii="Calibri" w:hAnsi="Calibri"/>
-                <w:color w:val="333333"/>
+                <w:color w:val="1A202C"/>
                 <w:sz w:val="19"/>
               </w:rPr>
-              <w:t>Client profiles and account statements.</w:t>
+              <w:t>Python unittest &amp; pytest automated testing harnesses</w:t>
+            </w:r>
+          </w:p>
+        </w:tc>
+      </w:tr>
+      <w:tr>
+        <w:tc>
+          <w:tcPr>
+            <w:tcW w:type="dxa" w:w="2160"/>
+            <w:shd w:val="clear" w:color="auto" w:fill="F7FAFC"/>
+            <w:tcMar>
+              <w:top w:w="100" w:type="dxa"/>
+              <w:bottom w:w="100" w:type="dxa"/>
+              <w:left w:w="140" w:type="dxa"/>
+              <w:right w:w="140" w:type="dxa"/>
+            </w:tcMar>
+          </w:tcPr>
+          <w:p>
+            <w:pPr>
+              <w:spacing w:before="0" w:after="0" w:line="276" w:lineRule="auto"/>
+              <w:jc w:val="left"/>
+            </w:pPr>
+            <w:r>
+              <w:rPr>
+                <w:rFonts w:ascii="Calibri" w:hAnsi="Calibri"/>
+                <w:color w:val="1A202C"/>
+                <w:sz w:val="19"/>
+              </w:rPr>
+              <w:t>Software / Runtime</w:t>
+            </w:r>
+          </w:p>
+        </w:tc>
+        <w:tc>
+          <w:tcPr>
+            <w:tcW w:type="dxa" w:w="3168"/>
+            <w:shd w:val="clear" w:color="auto" w:fill="F7FAFC"/>
+            <w:tcMar>
+              <w:top w:w="100" w:type="dxa"/>
+              <w:bottom w:w="100" w:type="dxa"/>
+              <w:left w:w="140" w:type="dxa"/>
+              <w:right w:w="140" w:type="dxa"/>
+            </w:tcMar>
+          </w:tcPr>
+          <w:p>
+            <w:pPr>
+              <w:spacing w:before="0" w:after="0" w:line="276" w:lineRule="auto"/>
+              <w:jc w:val="left"/>
+            </w:pPr>
+            <w:r>
+              <w:rPr>
+                <w:rFonts w:ascii="Calibri" w:hAnsi="Calibri"/>
+                <w:color w:val="1A202C"/>
+                <w:sz w:val="19"/>
+              </w:rPr>
+              <w:t>Version Control</w:t>
+            </w:r>
+          </w:p>
+        </w:tc>
+        <w:tc>
+          <w:tcPr>
+            <w:tcW w:type="dxa" w:w="4032"/>
+            <w:shd w:val="clear" w:color="auto" w:fill="F7FAFC"/>
+            <w:tcMar>
+              <w:top w:w="100" w:type="dxa"/>
+              <w:bottom w:w="100" w:type="dxa"/>
+              <w:left w:w="140" w:type="dxa"/>
+              <w:right w:w="140" w:type="dxa"/>
+            </w:tcMar>
+          </w:tcPr>
+          <w:p>
+            <w:pPr>
+              <w:spacing w:before="0" w:after="0" w:line="276" w:lineRule="auto"/>
+              <w:jc w:val="left"/>
+            </w:pPr>
+            <w:r>
+              <w:rPr>
+                <w:rFonts w:ascii="Calibri" w:hAnsi="Calibri"/>
+                <w:color w:val="1A202C"/>
+                <w:sz w:val="19"/>
+              </w:rPr>
+              <w:t>Git v2.40+ &amp; GitHub Pages CI/CD deployment</w:t>
             </w:r>
           </w:p>
         </w:tc>
@@ -1360,29 +1492,644 @@
     <w:p>
       <w:pPr>
         <w:pStyle w:val="Heading2"/>
+        <w:spacing w:before="200" w:after="60"/>
       </w:pPr>
       <w:r>
         <w:rPr>
           <w:rFonts w:ascii="Calibri" w:hAnsi="Calibri"/>
           <w:b/>
           <w:color w:val="2C3E50"/>
-          <w:sz w:val="26"/>
+          <w:sz w:val="25"/>
         </w:rPr>
-        <w:t>5. Core HTML Code Implementations</w:t>
+        <w:t>3. Theoretical Foundation</w:t>
       </w:r>
     </w:p>
     <w:p>
       <w:pPr>
-        <w:pStyle w:val="Heading3"/>
+        <w:spacing w:before="0" w:after="90" w:line="276" w:lineRule="auto"/>
+      </w:pPr>
+      <w:r>
+        <w:rPr>
+          <w:rFonts w:ascii="Calibri" w:hAnsi="Calibri"/>
+          <w:color w:val="1A202C"/>
+          <w:sz w:val="21"/>
+        </w:rPr>
+        <w:t>HTML5 represents the cornerstone of modern web application development. Unlike earlier HTML revisions that relied heavily on generic &lt;div&gt; and &lt;span&gt; tags ('div soup'), HTML5 provides rich semantic markup that communicates meaning to browsers, screen readers, and search indexing engines.</w:t>
+      </w:r>
+    </w:p>
+    <w:p>
+      <w:pPr>
+        <w:spacing w:before="0" w:after="90" w:line="276" w:lineRule="auto"/>
+      </w:pPr>
+      <w:r>
+        <w:rPr>
+          <w:rFonts w:ascii="Calibri" w:hAnsi="Calibri"/>
+          <w:color w:val="1A202C"/>
+          <w:sz w:val="21"/>
+        </w:rPr>
+        <w:t>Key Semantic Principles Applied in Ledgerly:</w:t>
+      </w:r>
+    </w:p>
+    <w:p>
+      <w:pPr>
+        <w:pStyle w:val="ListBullet"/>
+        <w:spacing w:before="0" w:after="50" w:line="276" w:lineRule="auto"/>
       </w:pPr>
       <w:r>
         <w:rPr>
           <w:rFonts w:ascii="Calibri" w:hAnsi="Calibri"/>
           <w:b/>
-          <w:color w:val="34495E"/>
-          <w:sz w:val="22"/>
+          <w:color w:val="1A202C"/>
+          <w:sz w:val="21"/>
         </w:rPr>
-        <w:t>5.1 Global Shell (index.html)</w:t>
+        <w:t xml:space="preserve">Page Structure: </w:t>
+      </w:r>
+      <w:r>
+        <w:rPr>
+          <w:rFonts w:ascii="Calibri" w:hAnsi="Calibri"/>
+          <w:color w:val="1A202C"/>
+          <w:sz w:val="21"/>
+        </w:rPr>
+        <w:t>Structural Semantics: Distinct structural boundaries using &lt;header&gt;, &lt;nav&gt;, &lt;main&gt;, &lt;aside&gt;, &lt;section&gt;, and &lt;footer&gt; ensure modular code separation.</w:t>
+      </w:r>
+    </w:p>
+    <w:p>
+      <w:pPr>
+        <w:pStyle w:val="ListBullet"/>
+        <w:spacing w:before="0" w:after="50" w:line="276" w:lineRule="auto"/>
+      </w:pPr>
+      <w:r>
+        <w:rPr>
+          <w:rFonts w:ascii="Calibri" w:hAnsi="Calibri"/>
+          <w:b/>
+          <w:color w:val="1A202C"/>
+          <w:sz w:val="21"/>
+        </w:rPr>
+        <w:t xml:space="preserve">Native Inputs: </w:t>
+      </w:r>
+      <w:r>
+        <w:rPr>
+          <w:rFonts w:ascii="Calibri" w:hAnsi="Calibri"/>
+          <w:color w:val="1A202C"/>
+          <w:sz w:val="21"/>
+        </w:rPr>
+        <w:t>Form Controls &amp; Attributes: HTML5 input types (email, tel, date, number) provide native browser validation, contextual mobile keyboards, and localized date pickers without third-party libraries.</w:t>
+      </w:r>
+    </w:p>
+    <w:p>
+      <w:pPr>
+        <w:pStyle w:val="ListBullet"/>
+        <w:spacing w:before="0" w:after="50" w:line="276" w:lineRule="auto"/>
+      </w:pPr>
+      <w:r>
+        <w:rPr>
+          <w:rFonts w:ascii="Calibri" w:hAnsi="Calibri"/>
+          <w:b/>
+          <w:color w:val="1A202C"/>
+          <w:sz w:val="21"/>
+        </w:rPr>
+        <w:t xml:space="preserve">Graphic Elements: </w:t>
+      </w:r>
+      <w:r>
+        <w:rPr>
+          <w:rFonts w:ascii="Calibri" w:hAnsi="Calibri"/>
+          <w:color w:val="1A202C"/>
+          <w:sz w:val="21"/>
+        </w:rPr>
+        <w:t>Graphic &amp; Vector Integration: Native &lt;canvas&gt; elements provide hardware-accelerated drawing surfaces for digital signature capture, while embedded SVG icons deliver crisp visual indicators at any DPI.</w:t>
+      </w:r>
+    </w:p>
+    <w:tbl>
+      <w:tblPr>
+        <w:tblW w:type="auto" w:w="0"/>
+        <w:jc w:val="center"/>
+        <w:tblLayout w:type="fixed"/>
+        <w:tblLook w:firstColumn="1" w:firstRow="1" w:lastColumn="0" w:lastRow="0" w:noHBand="0" w:noVBand="1" w:val="04A0"/>
+        <w:tblBorders>
+          <w:top w:val="single" w:sz="4" w:space="0" w:color="D1D5DB"/>
+          <w:left w:val="single" w:sz="4" w:space="0" w:color="D1D5DB"/>
+          <w:bottom w:val="single" w:sz="4" w:space="0" w:color="D1D5DB"/>
+          <w:right w:val="single" w:sz="4" w:space="0" w:color="D1D5DB"/>
+          <w:insideH w:val="single" w:sz="4" w:space="0" w:color="D1D5DB"/>
+          <w:insideV w:val="single" w:sz="4" w:space="0" w:color="D1D5DB"/>
+        </w:tblBorders>
+      </w:tblPr>
+      <w:tblGrid>
+        <w:gridCol w:w="3120"/>
+        <w:gridCol w:w="3120"/>
+        <w:gridCol w:w="3120"/>
+      </w:tblGrid>
+      <w:tr>
+        <w:tc>
+          <w:tcPr>
+            <w:tcW w:type="dxa" w:w="2592"/>
+            <w:shd w:val="clear" w:color="auto" w:fill="1B4D4B"/>
+            <w:tcMar>
+              <w:top w:w="120" w:type="dxa"/>
+              <w:bottom w:w="120" w:type="dxa"/>
+              <w:left w:w="140" w:type="dxa"/>
+              <w:right w:w="140" w:type="dxa"/>
+            </w:tcMar>
+          </w:tcPr>
+          <w:p>
+            <w:pPr>
+              <w:spacing w:before="0" w:after="0"/>
+              <w:jc w:val="left"/>
+            </w:pPr>
+            <w:r>
+              <w:rPr>
+                <w:rFonts w:ascii="Calibri" w:hAnsi="Calibri"/>
+                <w:b/>
+                <w:color w:val="FFFFFF"/>
+                <w:sz w:val="20"/>
+              </w:rPr>
+              <w:t>HTML5 Element / Selector</w:t>
+            </w:r>
+          </w:p>
+        </w:tc>
+        <w:tc>
+          <w:tcPr>
+            <w:tcW w:type="dxa" w:w="2304"/>
+            <w:shd w:val="clear" w:color="auto" w:fill="1B4D4B"/>
+            <w:tcMar>
+              <w:top w:w="120" w:type="dxa"/>
+              <w:bottom w:w="120" w:type="dxa"/>
+              <w:left w:w="140" w:type="dxa"/>
+              <w:right w:w="140" w:type="dxa"/>
+            </w:tcMar>
+          </w:tcPr>
+          <w:p>
+            <w:pPr>
+              <w:spacing w:before="0" w:after="0"/>
+              <w:jc w:val="left"/>
+            </w:pPr>
+            <w:r>
+              <w:rPr>
+                <w:rFonts w:ascii="Calibri" w:hAnsi="Calibri"/>
+                <w:b/>
+                <w:color w:val="FFFFFF"/>
+                <w:sz w:val="20"/>
+              </w:rPr>
+              <w:t>Architectural Role</w:t>
+            </w:r>
+          </w:p>
+        </w:tc>
+        <w:tc>
+          <w:tcPr>
+            <w:tcW w:type="dxa" w:w="4464"/>
+            <w:shd w:val="clear" w:color="auto" w:fill="1B4D4B"/>
+            <w:tcMar>
+              <w:top w:w="120" w:type="dxa"/>
+              <w:bottom w:w="120" w:type="dxa"/>
+              <w:left w:w="140" w:type="dxa"/>
+              <w:right w:w="140" w:type="dxa"/>
+            </w:tcMar>
+          </w:tcPr>
+          <w:p>
+            <w:pPr>
+              <w:spacing w:before="0" w:after="0"/>
+              <w:jc w:val="left"/>
+            </w:pPr>
+            <w:r>
+              <w:rPr>
+                <w:rFonts w:ascii="Calibri" w:hAnsi="Calibri"/>
+                <w:b/>
+                <w:color w:val="FFFFFF"/>
+                <w:sz w:val="20"/>
+              </w:rPr>
+              <w:t>Engineering Description</w:t>
+            </w:r>
+          </w:p>
+        </w:tc>
+      </w:tr>
+      <w:tr>
+        <w:tc>
+          <w:tcPr>
+            <w:tcW w:type="dxa" w:w="2592"/>
+            <w:shd w:val="clear" w:color="auto" w:fill="FFFFFF"/>
+            <w:tcMar>
+              <w:top w:w="100" w:type="dxa"/>
+              <w:bottom w:w="100" w:type="dxa"/>
+              <w:left w:w="140" w:type="dxa"/>
+              <w:right w:w="140" w:type="dxa"/>
+            </w:tcMar>
+          </w:tcPr>
+          <w:p>
+            <w:pPr>
+              <w:spacing w:before="0" w:after="0" w:line="276" w:lineRule="auto"/>
+              <w:jc w:val="left"/>
+            </w:pPr>
+            <w:r>
+              <w:rPr>
+                <w:rFonts w:ascii="Calibri" w:hAnsi="Calibri"/>
+                <w:color w:val="1A202C"/>
+                <w:sz w:val="19"/>
+              </w:rPr>
+              <w:t>&lt;nav class="app-sidebar"&gt;</w:t>
+            </w:r>
+          </w:p>
+        </w:tc>
+        <w:tc>
+          <w:tcPr>
+            <w:tcW w:type="dxa" w:w="2304"/>
+            <w:shd w:val="clear" w:color="auto" w:fill="FFFFFF"/>
+            <w:tcMar>
+              <w:top w:w="100" w:type="dxa"/>
+              <w:bottom w:w="100" w:type="dxa"/>
+              <w:left w:w="140" w:type="dxa"/>
+              <w:right w:w="140" w:type="dxa"/>
+            </w:tcMar>
+          </w:tcPr>
+          <w:p>
+            <w:pPr>
+              <w:spacing w:before="0" w:after="0" w:line="276" w:lineRule="auto"/>
+              <w:jc w:val="left"/>
+            </w:pPr>
+            <w:r>
+              <w:rPr>
+                <w:rFonts w:ascii="Calibri" w:hAnsi="Calibri"/>
+                <w:color w:val="1A202C"/>
+                <w:sz w:val="19"/>
+              </w:rPr>
+              <w:t>Application Navigation</w:t>
+            </w:r>
+          </w:p>
+        </w:tc>
+        <w:tc>
+          <w:tcPr>
+            <w:tcW w:type="dxa" w:w="4464"/>
+            <w:shd w:val="clear" w:color="auto" w:fill="FFFFFF"/>
+            <w:tcMar>
+              <w:top w:w="100" w:type="dxa"/>
+              <w:bottom w:w="100" w:type="dxa"/>
+              <w:left w:w="140" w:type="dxa"/>
+              <w:right w:w="140" w:type="dxa"/>
+            </w:tcMar>
+          </w:tcPr>
+          <w:p>
+            <w:pPr>
+              <w:spacing w:before="0" w:after="0" w:line="276" w:lineRule="auto"/>
+              <w:jc w:val="left"/>
+            </w:pPr>
+            <w:r>
+              <w:rPr>
+                <w:rFonts w:ascii="Calibri" w:hAnsi="Calibri"/>
+                <w:color w:val="1A202C"/>
+                <w:sz w:val="19"/>
+              </w:rPr>
+              <w:t>Houses primary route navigation links, theme toggle, and mobile close button with distinct ARIA landmarks.</w:t>
+            </w:r>
+          </w:p>
+        </w:tc>
+      </w:tr>
+      <w:tr>
+        <w:tc>
+          <w:tcPr>
+            <w:tcW w:type="dxa" w:w="2592"/>
+            <w:shd w:val="clear" w:color="auto" w:fill="F7FAFC"/>
+            <w:tcMar>
+              <w:top w:w="100" w:type="dxa"/>
+              <w:bottom w:w="100" w:type="dxa"/>
+              <w:left w:w="140" w:type="dxa"/>
+              <w:right w:w="140" w:type="dxa"/>
+            </w:tcMar>
+          </w:tcPr>
+          <w:p>
+            <w:pPr>
+              <w:spacing w:before="0" w:after="0" w:line="276" w:lineRule="auto"/>
+              <w:jc w:val="left"/>
+            </w:pPr>
+            <w:r>
+              <w:rPr>
+                <w:rFonts w:ascii="Calibri" w:hAnsi="Calibri"/>
+                <w:color w:val="1A202C"/>
+                <w:sz w:val="19"/>
+              </w:rPr>
+              <w:t>&lt;main class="app-main"&gt;</w:t>
+            </w:r>
+          </w:p>
+        </w:tc>
+        <w:tc>
+          <w:tcPr>
+            <w:tcW w:type="dxa" w:w="2304"/>
+            <w:shd w:val="clear" w:color="auto" w:fill="F7FAFC"/>
+            <w:tcMar>
+              <w:top w:w="100" w:type="dxa"/>
+              <w:bottom w:w="100" w:type="dxa"/>
+              <w:left w:w="140" w:type="dxa"/>
+              <w:right w:w="140" w:type="dxa"/>
+            </w:tcMar>
+          </w:tcPr>
+          <w:p>
+            <w:pPr>
+              <w:spacing w:before="0" w:after="0" w:line="276" w:lineRule="auto"/>
+              <w:jc w:val="left"/>
+            </w:pPr>
+            <w:r>
+              <w:rPr>
+                <w:rFonts w:ascii="Calibri" w:hAnsi="Calibri"/>
+                <w:color w:val="1A202C"/>
+                <w:sz w:val="19"/>
+              </w:rPr>
+              <w:t>Main Content Area</w:t>
+            </w:r>
+          </w:p>
+        </w:tc>
+        <w:tc>
+          <w:tcPr>
+            <w:tcW w:type="dxa" w:w="4464"/>
+            <w:shd w:val="clear" w:color="auto" w:fill="F7FAFC"/>
+            <w:tcMar>
+              <w:top w:w="100" w:type="dxa"/>
+              <w:bottom w:w="100" w:type="dxa"/>
+              <w:left w:w="140" w:type="dxa"/>
+              <w:right w:w="140" w:type="dxa"/>
+            </w:tcMar>
+          </w:tcPr>
+          <w:p>
+            <w:pPr>
+              <w:spacing w:before="0" w:after="0" w:line="276" w:lineRule="auto"/>
+              <w:jc w:val="left"/>
+            </w:pPr>
+            <w:r>
+              <w:rPr>
+                <w:rFonts w:ascii="Calibri" w:hAnsi="Calibri"/>
+                <w:color w:val="1A202C"/>
+                <w:sz w:val="19"/>
+              </w:rPr>
+              <w:t>Dynamic container where SPA route views (Dashboard, Builder, Preview, History) mount cleanly.</w:t>
+            </w:r>
+          </w:p>
+        </w:tc>
+      </w:tr>
+      <w:tr>
+        <w:tc>
+          <w:tcPr>
+            <w:tcW w:type="dxa" w:w="2592"/>
+            <w:shd w:val="clear" w:color="auto" w:fill="FFFFFF"/>
+            <w:tcMar>
+              <w:top w:w="100" w:type="dxa"/>
+              <w:bottom w:w="100" w:type="dxa"/>
+              <w:left w:w="140" w:type="dxa"/>
+              <w:right w:w="140" w:type="dxa"/>
+            </w:tcMar>
+          </w:tcPr>
+          <w:p>
+            <w:pPr>
+              <w:spacing w:before="0" w:after="0" w:line="276" w:lineRule="auto"/>
+              <w:jc w:val="left"/>
+            </w:pPr>
+            <w:r>
+              <w:rPr>
+                <w:rFonts w:ascii="Calibri" w:hAnsi="Calibri"/>
+                <w:color w:val="1A202C"/>
+                <w:sz w:val="19"/>
+              </w:rPr>
+              <w:t>&lt;canvas id="sigPad"&gt;</w:t>
+            </w:r>
+          </w:p>
+        </w:tc>
+        <w:tc>
+          <w:tcPr>
+            <w:tcW w:type="dxa" w:w="2304"/>
+            <w:shd w:val="clear" w:color="auto" w:fill="FFFFFF"/>
+            <w:tcMar>
+              <w:top w:w="100" w:type="dxa"/>
+              <w:bottom w:w="100" w:type="dxa"/>
+              <w:left w:w="140" w:type="dxa"/>
+              <w:right w:w="140" w:type="dxa"/>
+            </w:tcMar>
+          </w:tcPr>
+          <w:p>
+            <w:pPr>
+              <w:spacing w:before="0" w:after="0" w:line="276" w:lineRule="auto"/>
+              <w:jc w:val="left"/>
+            </w:pPr>
+            <w:r>
+              <w:rPr>
+                <w:rFonts w:ascii="Calibri" w:hAnsi="Calibri"/>
+                <w:color w:val="1A202C"/>
+                <w:sz w:val="19"/>
+              </w:rPr>
+              <w:t>Signature Surface</w:t>
+            </w:r>
+          </w:p>
+        </w:tc>
+        <w:tc>
+          <w:tcPr>
+            <w:tcW w:type="dxa" w:w="4464"/>
+            <w:shd w:val="clear" w:color="auto" w:fill="FFFFFF"/>
+            <w:tcMar>
+              <w:top w:w="100" w:type="dxa"/>
+              <w:bottom w:w="100" w:type="dxa"/>
+              <w:left w:w="140" w:type="dxa"/>
+              <w:right w:w="140" w:type="dxa"/>
+            </w:tcMar>
+          </w:tcPr>
+          <w:p>
+            <w:pPr>
+              <w:spacing w:before="0" w:after="0" w:line="276" w:lineRule="auto"/>
+              <w:jc w:val="left"/>
+            </w:pPr>
+            <w:r>
+              <w:rPr>
+                <w:rFonts w:ascii="Calibri" w:hAnsi="Calibri"/>
+                <w:color w:val="1A202C"/>
+                <w:sz w:val="19"/>
+              </w:rPr>
+              <w:t>Hardware-accelerated pixel canvas supporting normalized 60fps touch and pointer event recording.</w:t>
+            </w:r>
+          </w:p>
+        </w:tc>
+      </w:tr>
+      <w:tr>
+        <w:tc>
+          <w:tcPr>
+            <w:tcW w:type="dxa" w:w="2592"/>
+            <w:shd w:val="clear" w:color="auto" w:fill="F7FAFC"/>
+            <w:tcMar>
+              <w:top w:w="100" w:type="dxa"/>
+              <w:bottom w:w="100" w:type="dxa"/>
+              <w:left w:w="140" w:type="dxa"/>
+              <w:right w:w="140" w:type="dxa"/>
+            </w:tcMar>
+          </w:tcPr>
+          <w:p>
+            <w:pPr>
+              <w:spacing w:before="0" w:after="0" w:line="276" w:lineRule="auto"/>
+              <w:jc w:val="left"/>
+            </w:pPr>
+            <w:r>
+              <w:rPr>
+                <w:rFonts w:ascii="Calibri" w:hAnsi="Calibri"/>
+                <w:color w:val="1A202C"/>
+                <w:sz w:val="19"/>
+              </w:rPr>
+              <w:t>&lt;dialog&gt; / .modal-overlay</w:t>
+            </w:r>
+          </w:p>
+        </w:tc>
+        <w:tc>
+          <w:tcPr>
+            <w:tcW w:type="dxa" w:w="2304"/>
+            <w:shd w:val="clear" w:color="auto" w:fill="F7FAFC"/>
+            <w:tcMar>
+              <w:top w:w="100" w:type="dxa"/>
+              <w:bottom w:w="100" w:type="dxa"/>
+              <w:left w:w="140" w:type="dxa"/>
+              <w:right w:w="140" w:type="dxa"/>
+            </w:tcMar>
+          </w:tcPr>
+          <w:p>
+            <w:pPr>
+              <w:spacing w:before="0" w:after="0" w:line="276" w:lineRule="auto"/>
+              <w:jc w:val="left"/>
+            </w:pPr>
+            <w:r>
+              <w:rPr>
+                <w:rFonts w:ascii="Calibri" w:hAnsi="Calibri"/>
+                <w:color w:val="1A202C"/>
+                <w:sz w:val="19"/>
+              </w:rPr>
+              <w:t>Contextual Overlays</w:t>
+            </w:r>
+          </w:p>
+        </w:tc>
+        <w:tc>
+          <w:tcPr>
+            <w:tcW w:type="dxa" w:w="4464"/>
+            <w:shd w:val="clear" w:color="auto" w:fill="F7FAFC"/>
+            <w:tcMar>
+              <w:top w:w="100" w:type="dxa"/>
+              <w:bottom w:w="100" w:type="dxa"/>
+              <w:left w:w="140" w:type="dxa"/>
+              <w:right w:w="140" w:type="dxa"/>
+            </w:tcMar>
+          </w:tcPr>
+          <w:p>
+            <w:pPr>
+              <w:spacing w:before="0" w:after="0" w:line="276" w:lineRule="auto"/>
+              <w:jc w:val="left"/>
+            </w:pPr>
+            <w:r>
+              <w:rPr>
+                <w:rFonts w:ascii="Calibri" w:hAnsi="Calibri"/>
+                <w:color w:val="1A202C"/>
+                <w:sz w:val="19"/>
+              </w:rPr>
+              <w:t>Modal overlays for customer selection, catalog picker, and payment recording without page redirection.</w:t>
+            </w:r>
+          </w:p>
+        </w:tc>
+      </w:tr>
+      <w:tr>
+        <w:tc>
+          <w:tcPr>
+            <w:tcW w:type="dxa" w:w="2592"/>
+            <w:shd w:val="clear" w:color="auto" w:fill="FFFFFF"/>
+            <w:tcMar>
+              <w:top w:w="100" w:type="dxa"/>
+              <w:bottom w:w="100" w:type="dxa"/>
+              <w:left w:w="140" w:type="dxa"/>
+              <w:right w:w="140" w:type="dxa"/>
+            </w:tcMar>
+          </w:tcPr>
+          <w:p>
+            <w:pPr>
+              <w:spacing w:before="0" w:after="0" w:line="276" w:lineRule="auto"/>
+              <w:jc w:val="left"/>
+            </w:pPr>
+            <w:r>
+              <w:rPr>
+                <w:rFonts w:ascii="Calibri" w:hAnsi="Calibri"/>
+                <w:color w:val="1A202C"/>
+                <w:sz w:val="19"/>
+              </w:rPr>
+              <w:t>&lt;table class="inv-items"&gt;</w:t>
+            </w:r>
+          </w:p>
+        </w:tc>
+        <w:tc>
+          <w:tcPr>
+            <w:tcW w:type="dxa" w:w="2304"/>
+            <w:shd w:val="clear" w:color="auto" w:fill="FFFFFF"/>
+            <w:tcMar>
+              <w:top w:w="100" w:type="dxa"/>
+              <w:bottom w:w="100" w:type="dxa"/>
+              <w:left w:w="140" w:type="dxa"/>
+              <w:right w:w="140" w:type="dxa"/>
+            </w:tcMar>
+          </w:tcPr>
+          <w:p>
+            <w:pPr>
+              <w:spacing w:before="0" w:after="0" w:line="276" w:lineRule="auto"/>
+              <w:jc w:val="left"/>
+            </w:pPr>
+            <w:r>
+              <w:rPr>
+                <w:rFonts w:ascii="Calibri" w:hAnsi="Calibri"/>
+                <w:color w:val="1A202C"/>
+                <w:sz w:val="19"/>
+              </w:rPr>
+              <w:t>Tabular Line Items</w:t>
+            </w:r>
+          </w:p>
+        </w:tc>
+        <w:tc>
+          <w:tcPr>
+            <w:tcW w:type="dxa" w:w="4464"/>
+            <w:shd w:val="clear" w:color="auto" w:fill="FFFFFF"/>
+            <w:tcMar>
+              <w:top w:w="100" w:type="dxa"/>
+              <w:bottom w:w="100" w:type="dxa"/>
+              <w:left w:w="140" w:type="dxa"/>
+              <w:right w:w="140" w:type="dxa"/>
+            </w:tcMar>
+          </w:tcPr>
+          <w:p>
+            <w:pPr>
+              <w:spacing w:before="0" w:after="0" w:line="276" w:lineRule="auto"/>
+              <w:jc w:val="left"/>
+            </w:pPr>
+            <w:r>
+              <w:rPr>
+                <w:rFonts w:ascii="Calibri" w:hAnsi="Calibri"/>
+                <w:color w:val="1A202C"/>
+                <w:sz w:val="19"/>
+              </w:rPr>
+              <w:t>Semantic &lt;table&gt; with &lt;thead&gt;, &lt;tbody&gt;, and &lt;tfoot&gt; ensuring clean formatting and print pagination.</w:t>
+            </w:r>
+          </w:p>
+        </w:tc>
+      </w:tr>
+    </w:tbl>
+    <w:p/>
+    <w:p>
+      <w:pPr>
+        <w:pStyle w:val="Heading2"/>
+        <w:spacing w:before="200" w:after="60"/>
+      </w:pPr>
+      <w:r>
+        <w:rPr>
+          <w:rFonts w:ascii="Calibri" w:hAnsi="Calibri"/>
+          <w:b/>
+          <w:color w:val="2C3E50"/>
+          <w:sz w:val="25"/>
+        </w:rPr>
+        <w:t>4. Document Structure &amp; Implementation</w:t>
+      </w:r>
+    </w:p>
+    <w:p>
+      <w:pPr>
+        <w:spacing w:before="0" w:after="90" w:line="276" w:lineRule="auto"/>
+      </w:pPr>
+      <w:r>
+        <w:rPr>
+          <w:rFonts w:ascii="Calibri" w:hAnsi="Calibri"/>
+          <w:color w:val="1A202C"/>
+          <w:sz w:val="21"/>
+        </w:rPr>
+        <w:t>The application follows the Single-Page Application (SPA) app-shell paradigm. The index.html file provides the static container skeleton, font links, and modal definitions, into which the routing engine injects views.</w:t>
       </w:r>
     </w:p>
     <w:tbl>
@@ -1390,20 +2137,28 @@
         <w:tblW w:type="auto" w:w="0"/>
         <w:jc w:val="center"/>
         <w:tblLook w:firstColumn="1" w:firstRow="1" w:lastColumn="0" w:lastRow="0" w:noHBand="0" w:noVBand="1" w:val="04A0"/>
+        <w:tblBorders>
+          <w:top w:val="single" w:sz="4" w:space="0" w:color="E2E8F0"/>
+          <w:left w:val="single" w:sz="4" w:space="0" w:color="E2E8F0"/>
+          <w:bottom w:val="single" w:sz="4" w:space="0" w:color="E2E8F0"/>
+          <w:right w:val="single" w:sz="4" w:space="0" w:color="E2E8F0"/>
+          <w:insideH w:val="single" w:sz="4" w:space="0" w:color="E2E8F0"/>
+          <w:insideV w:val="single" w:sz="4" w:space="0" w:color="E2E8F0"/>
+        </w:tblBorders>
       </w:tblPr>
       <w:tblGrid>
-        <w:gridCol w:w="8640"/>
+        <w:gridCol w:w="9360"/>
       </w:tblGrid>
       <w:tr>
         <w:tc>
           <w:tcPr>
-            <w:tcW w:type="dxa" w:w="8640"/>
+            <w:tcW w:type="dxa" w:w="9360"/>
             <w:shd w:val="clear" w:color="auto" w:fill="F8F9FA"/>
             <w:tcMar>
               <w:top w:w="120" w:type="dxa"/>
               <w:bottom w:w="120" w:type="dxa"/>
-              <w:left w:w="180" w:type="dxa"/>
-              <w:right w:w="180" w:type="dxa"/>
+              <w:left w:w="160" w:type="dxa"/>
+              <w:right w:w="160" w:type="dxa"/>
             </w:tcMar>
           </w:tcPr>
           <w:p>
@@ -1413,41 +2168,51 @@
             <w:r>
               <w:rPr>
                 <w:rFonts w:ascii="Consolas" w:hAnsi="Consolas"/>
-                <w:color w:val="2A2A2A"/>
-                <w:sz w:val="19"/>
+                <w:color w:val="2D3748"/>
+                <w:sz w:val="18"/>
               </w:rPr>
               <w:t>&lt;!DOCTYPE html&gt;</w:t>
               <w:br/>
-              <w:t>&lt;html lang="en"&gt;</w:t>
+              <w:t>&lt;html lang="en" data-theme="light"&gt;</w:t>
               <w:br/>
               <w:t>&lt;head&gt;</w:t>
               <w:br/>
               <w:t xml:space="preserve">  &lt;meta charset="UTF-8"&gt;</w:t>
               <w:br/>
-              <w:t xml:space="preserve">  &lt;meta name="viewport" content="width=device-width, initial-scale=1.0"&gt;</w:t>
+              <w:t xml:space="preserve">  &lt;meta name="viewport" content="width=device-width, initial-scale=1.0, maximum-scale=1.0, user-scalable=no"&gt;</w:t>
               <w:br/>
-              <w:t xml:space="preserve">  &lt;title&gt;Ledgerly — Invoice &amp; Quotation Generator&lt;/title&gt;</w:t>
+              <w:t xml:space="preserve">  &lt;title&gt;Ledgerly — Professional Invoice &amp; Estimate Generator&lt;/title&gt;</w:t>
               <w:br/>
               <w:t xml:space="preserve">  &lt;link rel="manifest" href="manifest.json"&gt;</w:t>
               <w:br/>
               <w:t xml:space="preserve">  &lt;link rel="stylesheet" href="style.css"&gt;</w:t>
               <w:br/>
-              <w:t xml:space="preserve">  &lt;script src="https://cdnjs.cloudflare.com/ajax/libs/html2pdf.js/0.10.1/html2pdf.bundle.min.js"&gt;&lt;/script&gt;</w:t>
+              <w:t xml:space="preserve">  &lt;link rel="preconnect" href="https://fonts.googleapis.com"&gt;</w:t>
+              <w:br/>
+              <w:t xml:space="preserve">  &lt;link href="https://fonts.googleapis.com/css2?family=Plus+Jakarta+Sans:wght@400;500;600;700;800&amp;family=JetBrains+Mono:wght@400;500;600;700&amp;display=swap" rel="stylesheet"&gt;</w:t>
               <w:br/>
               <w:t>&lt;/head&gt;</w:t>
               <w:br/>
               <w:t>&lt;body&gt;</w:t>
               <w:br/>
-              <w:t xml:space="preserve">  &lt;!-- Dynamic SPA Root Container --&gt;</w:t>
+              <w:t xml:space="preserve">  &lt;!-- Mobile Drawer Backdrop --&gt;</w:t>
+              <w:br/>
+              <w:t xml:space="preserve">  &lt;div class="sidebar-backdrop" id="sidebarBackdrop"&gt;&lt;/div&gt;</w:t>
+              <w:br/>
+              <w:br/>
+              <w:t xml:space="preserve">  &lt;!-- SPA Root Application Shell Container --&gt;</w:t>
               <w:br/>
               <w:t xml:space="preserve">  &lt;div id="app"&gt;&lt;/div&gt;</w:t>
               <w:br/>
-              <w:t xml:space="preserve">  </w:t>
               <w:br/>
-              <w:t xml:space="preserve">  &lt;!-- Global Toast Notification Shelf --&gt;</w:t>
+              <w:t xml:space="preserve">  &lt;!-- Offline Toast Notification System --&gt;</w:t>
               <w:br/>
-              <w:t xml:space="preserve">  &lt;div id="toast" class="toast"&gt;&lt;/div&gt;</w:t>
+              <w:t xml:space="preserve">  &lt;div class="toast" id="toast"&gt;&lt;/div&gt;</w:t>
               <w:br/>
+              <w:br/>
+              <w:t xml:space="preserve">  &lt;!-- Core Scripts --&gt;</w:t>
+              <w:br/>
+              <w:t xml:space="preserve">  &lt;script src="qrcode.min.js"&gt;&lt;/script&gt;</w:t>
               <w:br/>
               <w:t xml:space="preserve">  &lt;script src="script.js"&gt;&lt;/script&gt;</w:t>
               <w:br/>
@@ -1459,141 +2224,851 @@
         </w:tc>
       </w:tr>
     </w:tbl>
-    <w:p/>
     <w:p>
       <w:pPr>
-        <w:pStyle w:val="Heading3"/>
+        <w:spacing w:before="60" w:after="120"/>
+        <w:jc w:val="center"/>
+      </w:pPr>
+      <w:r>
+        <w:rPr>
+          <w:rFonts w:ascii="Calibri" w:hAnsi="Calibri"/>
+          <w:i/>
+          <w:color w:val="718096"/>
+          <w:sz w:val="17"/>
+        </w:rPr>
+        <w:t>Listing: index.html — Application Shell Skeleton</w:t>
+      </w:r>
+    </w:p>
+    <w:p>
+      <w:pPr>
+        <w:pStyle w:val="Heading2"/>
+        <w:spacing w:before="200" w:after="60"/>
       </w:pPr>
       <w:r>
         <w:rPr>
           <w:rFonts w:ascii="Calibri" w:hAnsi="Calibri"/>
           <w:b/>
-          <w:color w:val="34495E"/>
-          <w:sz w:val="22"/>
+          <w:color w:val="2C3E50"/>
+          <w:sz w:val="25"/>
         </w:rPr>
-        <w:t>5.2 Invoice Document Sheet View (Structural HTML Template)</w:t>
+        <w:t>Experimental Validation &amp; Test Cases</w:t>
       </w:r>
     </w:p>
     <w:tbl>
       <w:tblPr>
         <w:tblW w:type="auto" w:w="0"/>
         <w:jc w:val="center"/>
+        <w:tblLayout w:type="fixed"/>
         <w:tblLook w:firstColumn="1" w:firstRow="1" w:lastColumn="0" w:lastRow="0" w:noHBand="0" w:noVBand="1" w:val="04A0"/>
+        <w:tblBorders>
+          <w:top w:val="single" w:sz="4" w:space="0" w:color="D1D5DB"/>
+          <w:left w:val="single" w:sz="4" w:space="0" w:color="D1D5DB"/>
+          <w:bottom w:val="single" w:sz="4" w:space="0" w:color="D1D5DB"/>
+          <w:right w:val="single" w:sz="4" w:space="0" w:color="D1D5DB"/>
+          <w:insideH w:val="single" w:sz="4" w:space="0" w:color="D1D5DB"/>
+          <w:insideV w:val="single" w:sz="4" w:space="0" w:color="D1D5DB"/>
+        </w:tblBorders>
       </w:tblPr>
       <w:tblGrid>
-        <w:gridCol w:w="8640"/>
+        <w:gridCol w:w="1872"/>
+        <w:gridCol w:w="1872"/>
+        <w:gridCol w:w="1872"/>
+        <w:gridCol w:w="1872"/>
+        <w:gridCol w:w="1872"/>
       </w:tblGrid>
       <w:tr>
         <w:tc>
           <w:tcPr>
-            <w:tcW w:type="dxa" w:w="8640"/>
-            <w:shd w:val="clear" w:color="auto" w:fill="F8F9FA"/>
+            <w:tcW w:type="dxa" w:w="1440"/>
+            <w:shd w:val="clear" w:color="auto" w:fill="1B4D4B"/>
             <w:tcMar>
               <w:top w:w="120" w:type="dxa"/>
               <w:bottom w:w="120" w:type="dxa"/>
-              <w:left w:w="180" w:type="dxa"/>
-              <w:right w:w="180" w:type="dxa"/>
+              <w:left w:w="140" w:type="dxa"/>
+              <w:right w:w="140" w:type="dxa"/>
             </w:tcMar>
           </w:tcPr>
           <w:p>
             <w:pPr>
               <w:spacing w:before="0" w:after="0"/>
+              <w:jc w:val="left"/>
             </w:pPr>
             <w:r>
               <w:rPr>
-                <w:rFonts w:ascii="Consolas" w:hAnsi="Consolas"/>
-                <w:color w:val="2A2A2A"/>
+                <w:rFonts w:ascii="Calibri" w:hAnsi="Calibri"/>
+                <w:b/>
+                <w:color w:val="FFFFFF"/>
+                <w:sz w:val="20"/>
+              </w:rPr>
+              <w:t>Test ID</w:t>
+            </w:r>
+          </w:p>
+        </w:tc>
+        <w:tc>
+          <w:tcPr>
+            <w:tcW w:type="dxa" w:w="2592"/>
+            <w:shd w:val="clear" w:color="auto" w:fill="1B4D4B"/>
+            <w:tcMar>
+              <w:top w:w="120" w:type="dxa"/>
+              <w:bottom w:w="120" w:type="dxa"/>
+              <w:left w:w="140" w:type="dxa"/>
+              <w:right w:w="140" w:type="dxa"/>
+            </w:tcMar>
+          </w:tcPr>
+          <w:p>
+            <w:pPr>
+              <w:spacing w:before="0" w:after="0"/>
+              <w:jc w:val="left"/>
+            </w:pPr>
+            <w:r>
+              <w:rPr>
+                <w:rFonts w:ascii="Calibri" w:hAnsi="Calibri"/>
+                <w:b/>
+                <w:color w:val="FFFFFF"/>
+                <w:sz w:val="20"/>
+              </w:rPr>
+              <w:t>Scenario / Feature Tested</w:t>
+            </w:r>
+          </w:p>
+        </w:tc>
+        <w:tc>
+          <w:tcPr>
+            <w:tcW w:type="dxa" w:w="2160"/>
+            <w:shd w:val="clear" w:color="auto" w:fill="1B4D4B"/>
+            <w:tcMar>
+              <w:top w:w="120" w:type="dxa"/>
+              <w:bottom w:w="120" w:type="dxa"/>
+              <w:left w:w="140" w:type="dxa"/>
+              <w:right w:w="140" w:type="dxa"/>
+            </w:tcMar>
+          </w:tcPr>
+          <w:p>
+            <w:pPr>
+              <w:spacing w:before="0" w:after="0"/>
+              <w:jc w:val="left"/>
+            </w:pPr>
+            <w:r>
+              <w:rPr>
+                <w:rFonts w:ascii="Calibri" w:hAnsi="Calibri"/>
+                <w:b/>
+                <w:color w:val="FFFFFF"/>
+                <w:sz w:val="20"/>
+              </w:rPr>
+              <w:t>Input Data</w:t>
+            </w:r>
+          </w:p>
+        </w:tc>
+        <w:tc>
+          <w:tcPr>
+            <w:tcW w:type="dxa" w:w="2160"/>
+            <w:shd w:val="clear" w:color="auto" w:fill="1B4D4B"/>
+            <w:tcMar>
+              <w:top w:w="120" w:type="dxa"/>
+              <w:bottom w:w="120" w:type="dxa"/>
+              <w:left w:w="140" w:type="dxa"/>
+              <w:right w:w="140" w:type="dxa"/>
+            </w:tcMar>
+          </w:tcPr>
+          <w:p>
+            <w:pPr>
+              <w:spacing w:before="0" w:after="0"/>
+              <w:jc w:val="left"/>
+            </w:pPr>
+            <w:r>
+              <w:rPr>
+                <w:rFonts w:ascii="Calibri" w:hAnsi="Calibri"/>
+                <w:b/>
+                <w:color w:val="FFFFFF"/>
+                <w:sz w:val="20"/>
+              </w:rPr>
+              <w:t>Expected Result</w:t>
+            </w:r>
+          </w:p>
+        </w:tc>
+        <w:tc>
+          <w:tcPr>
+            <w:tcW w:type="dxa" w:w="1008"/>
+            <w:shd w:val="clear" w:color="auto" w:fill="1B4D4B"/>
+            <w:tcMar>
+              <w:top w:w="120" w:type="dxa"/>
+              <w:bottom w:w="120" w:type="dxa"/>
+              <w:left w:w="140" w:type="dxa"/>
+              <w:right w:w="140" w:type="dxa"/>
+            </w:tcMar>
+          </w:tcPr>
+          <w:p>
+            <w:pPr>
+              <w:spacing w:before="0" w:after="0"/>
+              <w:jc w:val="left"/>
+            </w:pPr>
+            <w:r>
+              <w:rPr>
+                <w:rFonts w:ascii="Calibri" w:hAnsi="Calibri"/>
+                <w:b/>
+                <w:color w:val="FFFFFF"/>
+                <w:sz w:val="20"/>
+              </w:rPr>
+              <w:t>Status</w:t>
+            </w:r>
+          </w:p>
+        </w:tc>
+      </w:tr>
+      <w:tr>
+        <w:tc>
+          <w:tcPr>
+            <w:tcW w:type="dxa" w:w="1440"/>
+            <w:shd w:val="clear" w:color="auto" w:fill="FFFFFF"/>
+            <w:tcMar>
+              <w:top w:w="100" w:type="dxa"/>
+              <w:bottom w:w="100" w:type="dxa"/>
+              <w:left w:w="140" w:type="dxa"/>
+              <w:right w:w="140" w:type="dxa"/>
+            </w:tcMar>
+          </w:tcPr>
+          <w:p>
+            <w:pPr>
+              <w:spacing w:before="0" w:after="0" w:line="276" w:lineRule="auto"/>
+              <w:jc w:val="left"/>
+            </w:pPr>
+            <w:r>
+              <w:rPr>
+                <w:rFonts w:ascii="Calibri" w:hAnsi="Calibri"/>
+                <w:color w:val="1A202C"/>
                 <w:sz w:val="19"/>
               </w:rPr>
-              <w:t>&lt;!-- Semantic Invoice Sheet Container for PDF and Print Rendering --&gt;</w:t>
-              <w:br/>
-              <w:t>&lt;div id="invoiceSheet" class="invoice-sheet theme-classic"&gt;</w:t>
-              <w:br/>
-              <w:t xml:space="preserve">  &lt;header class="sheet-header"&gt;</w:t>
-              <w:br/>
-              <w:t xml:space="preserve">    &lt;div class="seller-info"&gt;</w:t>
-              <w:br/>
-              <w:t xml:space="preserve">      &lt;img id="sellerLogo" class="seller-logo" alt="Company Logo"&gt;</w:t>
-              <w:br/>
-              <w:t xml:space="preserve">      &lt;h1 class="company-name"&gt;Acme Solutions Pvt Ltd&lt;/h1&gt;</w:t>
-              <w:br/>
-              <w:t xml:space="preserve">      &lt;p class="company-meta"&gt;GSTIN: 27AABCU9603R1ZM | Phone: +91 9876543210&lt;/p&gt;</w:t>
-              <w:br/>
-              <w:t xml:space="preserve">    &lt;/div&gt;</w:t>
-              <w:br/>
-              <w:t xml:space="preserve">    &lt;div class="doc-badge"&gt;</w:t>
-              <w:br/>
-              <w:t xml:space="preserve">      &lt;span class="type-pill"&gt;TAX INVOICE&lt;/span&gt;</w:t>
-              <w:br/>
-              <w:t xml:space="preserve">      &lt;h2 class="doc-number"&gt;INV-2026-0042&lt;/h2&gt;</w:t>
-              <w:br/>
-              <w:t xml:space="preserve">      &lt;p&gt;Date: 15 Oct 2026 | Due: 30 Oct 2026&lt;/p&gt;</w:t>
-              <w:br/>
-              <w:t xml:space="preserve">    &lt;/div&gt;</w:t>
-              <w:br/>
-              <w:t xml:space="preserve">  &lt;/header&gt;</w:t>
-              <w:br/>
-              <w:br/>
-              <w:t xml:space="preserve">  &lt;!-- Line Item Billing Table --&gt;</w:t>
-              <w:br/>
-              <w:t xml:space="preserve">  &lt;table class="sheet-table"&gt;</w:t>
-              <w:br/>
-              <w:t xml:space="preserve">    &lt;thead&gt;</w:t>
-              <w:br/>
-              <w:t xml:space="preserve">      &lt;tr&gt;</w:t>
-              <w:br/>
-              <w:t xml:space="preserve">        &lt;th&gt;#&lt;/th&gt;</w:t>
-              <w:br/>
-              <w:t xml:space="preserve">        &lt;th&gt;Item Description&lt;/th&gt;</w:t>
-              <w:br/>
-              <w:t xml:space="preserve">        &lt;th&gt;HSN/SAC&lt;/th&gt;</w:t>
-              <w:br/>
-              <w:t xml:space="preserve">        &lt;th&gt;Qty&lt;/th&gt;</w:t>
-              <w:br/>
-              <w:t xml:space="preserve">        &lt;th&gt;Rate&lt;/th&gt;</w:t>
-              <w:br/>
-              <w:t xml:space="preserve">        &lt;th&gt;Tax %&lt;/th&gt;</w:t>
-              <w:br/>
-              <w:t xml:space="preserve">        &lt;th&gt;Total&lt;/th&gt;</w:t>
-              <w:br/>
-              <w:t xml:space="preserve">      &lt;/tr&gt;</w:t>
-              <w:br/>
-              <w:t xml:space="preserve">    &lt;/thead&gt;</w:t>
-              <w:br/>
-              <w:t xml:space="preserve">    &lt;tbody id="sheetItemsBody"&gt;</w:t>
-              <w:br/>
-              <w:t xml:space="preserve">      &lt;!-- Dynamic Rows Rendered by Engine --&gt;</w:t>
-              <w:br/>
-              <w:t xml:space="preserve">    &lt;/tbody&gt;</w:t>
-              <w:br/>
-              <w:t xml:space="preserve">  &lt;/table&gt;</w:t>
-              <w:br/>
-              <w:br/>
-              <w:t xml:space="preserve">  &lt;!-- Calculation Summary &amp; Canvas Signature --&gt;</w:t>
-              <w:br/>
-              <w:t xml:space="preserve">  &lt;footer class="sheet-footer"&gt;</w:t>
-              <w:br/>
-              <w:t xml:space="preserve">    &lt;div class="payment-instructions"&gt;</w:t>
-              <w:br/>
-              <w:t xml:space="preserve">      &lt;p&gt;Scan to Pay via UPI:&lt;/p&gt;</w:t>
-              <w:br/>
-              <w:t xml:space="preserve">      &lt;img id="upiQrCode" alt="Payment QR Code"&gt;</w:t>
-              <w:br/>
-              <w:t xml:space="preserve">    &lt;/div&gt;</w:t>
-              <w:br/>
-              <w:t xml:space="preserve">    &lt;div class="summary-breakdown"&gt;</w:t>
-              <w:br/>
-              <w:t xml:space="preserve">      &lt;p&gt;Subtotal: &lt;span id="valSubtotal"&gt;₹0.00&lt;/span&gt;&lt;/p&gt;</w:t>
-              <w:br/>
-              <w:t xml:space="preserve">      &lt;p&gt;GST (18%): &lt;span id="valTax"&gt;₹0.00&lt;/span&gt;&lt;/p&gt;</w:t>
-              <w:br/>
-              <w:t xml:space="preserve">      &lt;h3&gt;Grand Total: &lt;span id="valGrand"&gt;₹0.00&lt;/span&gt;&lt;/h3&gt;</w:t>
-              <w:br/>
-              <w:t xml:space="preserve">    &lt;/div&gt;</w:t>
-              <w:br/>
-              <w:t xml:space="preserve">  &lt;/footer&gt;</w:t>
-              <w:br/>
-              <w:t>&lt;/div&gt;</w:t>
+              <w:t>TC_HTML_01</w:t>
+            </w:r>
+          </w:p>
+        </w:tc>
+        <w:tc>
+          <w:tcPr>
+            <w:tcW w:type="dxa" w:w="2592"/>
+            <w:shd w:val="clear" w:color="auto" w:fill="FFFFFF"/>
+            <w:tcMar>
+              <w:top w:w="100" w:type="dxa"/>
+              <w:bottom w:w="100" w:type="dxa"/>
+              <w:left w:w="140" w:type="dxa"/>
+              <w:right w:w="140" w:type="dxa"/>
+            </w:tcMar>
+          </w:tcPr>
+          <w:p>
+            <w:pPr>
+              <w:spacing w:before="0" w:after="0" w:line="276" w:lineRule="auto"/>
+              <w:jc w:val="left"/>
+            </w:pPr>
+            <w:r>
+              <w:rPr>
+                <w:rFonts w:ascii="Calibri" w:hAnsi="Calibri"/>
+                <w:color w:val="1A202C"/>
+                <w:sz w:val="19"/>
+              </w:rPr>
+              <w:t>Verify viewport meta configuration</w:t>
+            </w:r>
+          </w:p>
+        </w:tc>
+        <w:tc>
+          <w:tcPr>
+            <w:tcW w:type="dxa" w:w="2160"/>
+            <w:shd w:val="clear" w:color="auto" w:fill="FFFFFF"/>
+            <w:tcMar>
+              <w:top w:w="100" w:type="dxa"/>
+              <w:bottom w:w="100" w:type="dxa"/>
+              <w:left w:w="140" w:type="dxa"/>
+              <w:right w:w="140" w:type="dxa"/>
+            </w:tcMar>
+          </w:tcPr>
+          <w:p>
+            <w:pPr>
+              <w:spacing w:before="0" w:after="0" w:line="276" w:lineRule="auto"/>
+              <w:jc w:val="left"/>
+            </w:pPr>
+            <w:r>
+              <w:rPr>
+                <w:rFonts w:ascii="Calibri" w:hAnsi="Calibri"/>
+                <w:color w:val="1A202C"/>
+                <w:sz w:val="19"/>
+              </w:rPr>
+              <w:t>Check &lt;meta name='viewport'&gt;</w:t>
+            </w:r>
+          </w:p>
+        </w:tc>
+        <w:tc>
+          <w:tcPr>
+            <w:tcW w:type="dxa" w:w="2160"/>
+            <w:shd w:val="clear" w:color="auto" w:fill="FFFFFF"/>
+            <w:tcMar>
+              <w:top w:w="100" w:type="dxa"/>
+              <w:bottom w:w="100" w:type="dxa"/>
+              <w:left w:w="140" w:type="dxa"/>
+              <w:right w:w="140" w:type="dxa"/>
+            </w:tcMar>
+          </w:tcPr>
+          <w:p>
+            <w:pPr>
+              <w:spacing w:before="0" w:after="0" w:line="276" w:lineRule="auto"/>
+              <w:jc w:val="left"/>
+            </w:pPr>
+            <w:r>
+              <w:rPr>
+                <w:rFonts w:ascii="Calibri" w:hAnsi="Calibri"/>
+                <w:color w:val="1A202C"/>
+                <w:sz w:val="19"/>
+              </w:rPr>
+              <w:t>Viewport configured with width=device-width and initial-scale=1.0</w:t>
+            </w:r>
+          </w:p>
+        </w:tc>
+        <w:tc>
+          <w:tcPr>
+            <w:tcW w:type="dxa" w:w="1008"/>
+            <w:shd w:val="clear" w:color="auto" w:fill="FFFFFF"/>
+            <w:tcMar>
+              <w:top w:w="100" w:type="dxa"/>
+              <w:bottom w:w="100" w:type="dxa"/>
+              <w:left w:w="140" w:type="dxa"/>
+              <w:right w:w="140" w:type="dxa"/>
+            </w:tcMar>
+          </w:tcPr>
+          <w:p>
+            <w:pPr>
+              <w:spacing w:before="0" w:after="0" w:line="276" w:lineRule="auto"/>
+              <w:jc w:val="left"/>
+            </w:pPr>
+            <w:r>
+              <w:rPr>
+                <w:rFonts w:ascii="Calibri" w:hAnsi="Calibri"/>
+                <w:color w:val="1A202C"/>
+                <w:sz w:val="19"/>
+              </w:rPr>
+              <w:t>Pass</w:t>
+            </w:r>
+          </w:p>
+        </w:tc>
+      </w:tr>
+      <w:tr>
+        <w:tc>
+          <w:tcPr>
+            <w:tcW w:type="dxa" w:w="1440"/>
+            <w:shd w:val="clear" w:color="auto" w:fill="F7FAFC"/>
+            <w:tcMar>
+              <w:top w:w="100" w:type="dxa"/>
+              <w:bottom w:w="100" w:type="dxa"/>
+              <w:left w:w="140" w:type="dxa"/>
+              <w:right w:w="140" w:type="dxa"/>
+            </w:tcMar>
+          </w:tcPr>
+          <w:p>
+            <w:pPr>
+              <w:spacing w:before="0" w:after="0" w:line="276" w:lineRule="auto"/>
+              <w:jc w:val="left"/>
+            </w:pPr>
+            <w:r>
+              <w:rPr>
+                <w:rFonts w:ascii="Calibri" w:hAnsi="Calibri"/>
+                <w:color w:val="1A202C"/>
+                <w:sz w:val="19"/>
+              </w:rPr>
+              <w:t>TC_HTML_02</w:t>
+            </w:r>
+          </w:p>
+        </w:tc>
+        <w:tc>
+          <w:tcPr>
+            <w:tcW w:type="dxa" w:w="2592"/>
+            <w:shd w:val="clear" w:color="auto" w:fill="F7FAFC"/>
+            <w:tcMar>
+              <w:top w:w="100" w:type="dxa"/>
+              <w:bottom w:w="100" w:type="dxa"/>
+              <w:left w:w="140" w:type="dxa"/>
+              <w:right w:w="140" w:type="dxa"/>
+            </w:tcMar>
+          </w:tcPr>
+          <w:p>
+            <w:pPr>
+              <w:spacing w:before="0" w:after="0" w:line="276" w:lineRule="auto"/>
+              <w:jc w:val="left"/>
+            </w:pPr>
+            <w:r>
+              <w:rPr>
+                <w:rFonts w:ascii="Calibri" w:hAnsi="Calibri"/>
+                <w:color w:val="1A202C"/>
+                <w:sz w:val="19"/>
+              </w:rPr>
+              <w:t>Verify semantic table structure</w:t>
+            </w:r>
+          </w:p>
+        </w:tc>
+        <w:tc>
+          <w:tcPr>
+            <w:tcW w:type="dxa" w:w="2160"/>
+            <w:shd w:val="clear" w:color="auto" w:fill="F7FAFC"/>
+            <w:tcMar>
+              <w:top w:w="100" w:type="dxa"/>
+              <w:bottom w:w="100" w:type="dxa"/>
+              <w:left w:w="140" w:type="dxa"/>
+              <w:right w:w="140" w:type="dxa"/>
+            </w:tcMar>
+          </w:tcPr>
+          <w:p>
+            <w:pPr>
+              <w:spacing w:before="0" w:after="0" w:line="276" w:lineRule="auto"/>
+              <w:jc w:val="left"/>
+            </w:pPr>
+            <w:r>
+              <w:rPr>
+                <w:rFonts w:ascii="Calibri" w:hAnsi="Calibri"/>
+                <w:color w:val="1A202C"/>
+                <w:sz w:val="19"/>
+              </w:rPr>
+              <w:t>Inspect #invoiceSheet table</w:t>
+            </w:r>
+          </w:p>
+        </w:tc>
+        <w:tc>
+          <w:tcPr>
+            <w:tcW w:type="dxa" w:w="2160"/>
+            <w:shd w:val="clear" w:color="auto" w:fill="F7FAFC"/>
+            <w:tcMar>
+              <w:top w:w="100" w:type="dxa"/>
+              <w:bottom w:w="100" w:type="dxa"/>
+              <w:left w:w="140" w:type="dxa"/>
+              <w:right w:w="140" w:type="dxa"/>
+            </w:tcMar>
+          </w:tcPr>
+          <w:p>
+            <w:pPr>
+              <w:spacing w:before="0" w:after="0" w:line="276" w:lineRule="auto"/>
+              <w:jc w:val="left"/>
+            </w:pPr>
+            <w:r>
+              <w:rPr>
+                <w:rFonts w:ascii="Calibri" w:hAnsi="Calibri"/>
+                <w:color w:val="1A202C"/>
+                <w:sz w:val="19"/>
+              </w:rPr>
+              <w:t>Contains valid &lt;thead&gt;, &lt;th&gt;, &lt;tbody&gt;, and &lt;td&gt; hierarchy</w:t>
+            </w:r>
+          </w:p>
+        </w:tc>
+        <w:tc>
+          <w:tcPr>
+            <w:tcW w:type="dxa" w:w="1008"/>
+            <w:shd w:val="clear" w:color="auto" w:fill="F7FAFC"/>
+            <w:tcMar>
+              <w:top w:w="100" w:type="dxa"/>
+              <w:bottom w:w="100" w:type="dxa"/>
+              <w:left w:w="140" w:type="dxa"/>
+              <w:right w:w="140" w:type="dxa"/>
+            </w:tcMar>
+          </w:tcPr>
+          <w:p>
+            <w:pPr>
+              <w:spacing w:before="0" w:after="0" w:line="276" w:lineRule="auto"/>
+              <w:jc w:val="left"/>
+            </w:pPr>
+            <w:r>
+              <w:rPr>
+                <w:rFonts w:ascii="Calibri" w:hAnsi="Calibri"/>
+                <w:color w:val="1A202C"/>
+                <w:sz w:val="19"/>
+              </w:rPr>
+              <w:t>Pass</w:t>
+            </w:r>
+          </w:p>
+        </w:tc>
+      </w:tr>
+      <w:tr>
+        <w:tc>
+          <w:tcPr>
+            <w:tcW w:type="dxa" w:w="1440"/>
+            <w:shd w:val="clear" w:color="auto" w:fill="FFFFFF"/>
+            <w:tcMar>
+              <w:top w:w="100" w:type="dxa"/>
+              <w:bottom w:w="100" w:type="dxa"/>
+              <w:left w:w="140" w:type="dxa"/>
+              <w:right w:w="140" w:type="dxa"/>
+            </w:tcMar>
+          </w:tcPr>
+          <w:p>
+            <w:pPr>
+              <w:spacing w:before="0" w:after="0" w:line="276" w:lineRule="auto"/>
+              <w:jc w:val="left"/>
+            </w:pPr>
+            <w:r>
+              <w:rPr>
+                <w:rFonts w:ascii="Calibri" w:hAnsi="Calibri"/>
+                <w:color w:val="1A202C"/>
+                <w:sz w:val="19"/>
+              </w:rPr>
+              <w:t>TC_HTML_03</w:t>
+            </w:r>
+          </w:p>
+        </w:tc>
+        <w:tc>
+          <w:tcPr>
+            <w:tcW w:type="dxa" w:w="2592"/>
+            <w:shd w:val="clear" w:color="auto" w:fill="FFFFFF"/>
+            <w:tcMar>
+              <w:top w:w="100" w:type="dxa"/>
+              <w:bottom w:w="100" w:type="dxa"/>
+              <w:left w:w="140" w:type="dxa"/>
+              <w:right w:w="140" w:type="dxa"/>
+            </w:tcMar>
+          </w:tcPr>
+          <w:p>
+            <w:pPr>
+              <w:spacing w:before="0" w:after="0" w:line="276" w:lineRule="auto"/>
+              <w:jc w:val="left"/>
+            </w:pPr>
+            <w:r>
+              <w:rPr>
+                <w:rFonts w:ascii="Calibri" w:hAnsi="Calibri"/>
+                <w:color w:val="1A202C"/>
+                <w:sz w:val="19"/>
+              </w:rPr>
+              <w:t>Verify canvas dimensions</w:t>
+            </w:r>
+          </w:p>
+        </w:tc>
+        <w:tc>
+          <w:tcPr>
+            <w:tcW w:type="dxa" w:w="2160"/>
+            <w:shd w:val="clear" w:color="auto" w:fill="FFFFFF"/>
+            <w:tcMar>
+              <w:top w:w="100" w:type="dxa"/>
+              <w:bottom w:w="100" w:type="dxa"/>
+              <w:left w:w="140" w:type="dxa"/>
+              <w:right w:w="140" w:type="dxa"/>
+            </w:tcMar>
+          </w:tcPr>
+          <w:p>
+            <w:pPr>
+              <w:spacing w:before="0" w:after="0" w:line="276" w:lineRule="auto"/>
+              <w:jc w:val="left"/>
+            </w:pPr>
+            <w:r>
+              <w:rPr>
+                <w:rFonts w:ascii="Calibri" w:hAnsi="Calibri"/>
+                <w:color w:val="1A202C"/>
+                <w:sz w:val="19"/>
+              </w:rPr>
+              <w:t>Inspect #sigPad canvas</w:t>
+            </w:r>
+          </w:p>
+        </w:tc>
+        <w:tc>
+          <w:tcPr>
+            <w:tcW w:type="dxa" w:w="2160"/>
+            <w:shd w:val="clear" w:color="auto" w:fill="FFFFFF"/>
+            <w:tcMar>
+              <w:top w:w="100" w:type="dxa"/>
+              <w:bottom w:w="100" w:type="dxa"/>
+              <w:left w:w="140" w:type="dxa"/>
+              <w:right w:w="140" w:type="dxa"/>
+            </w:tcMar>
+          </w:tcPr>
+          <w:p>
+            <w:pPr>
+              <w:spacing w:before="0" w:after="0" w:line="276" w:lineRule="auto"/>
+              <w:jc w:val="left"/>
+            </w:pPr>
+            <w:r>
+              <w:rPr>
+                <w:rFonts w:ascii="Calibri" w:hAnsi="Calibri"/>
+                <w:color w:val="1A202C"/>
+                <w:sz w:val="19"/>
+              </w:rPr>
+              <w:t>Canvas initialized with 460x140 resolution and touch-action: none</w:t>
+            </w:r>
+          </w:p>
+        </w:tc>
+        <w:tc>
+          <w:tcPr>
+            <w:tcW w:type="dxa" w:w="1008"/>
+            <w:shd w:val="clear" w:color="auto" w:fill="FFFFFF"/>
+            <w:tcMar>
+              <w:top w:w="100" w:type="dxa"/>
+              <w:bottom w:w="100" w:type="dxa"/>
+              <w:left w:w="140" w:type="dxa"/>
+              <w:right w:w="140" w:type="dxa"/>
+            </w:tcMar>
+          </w:tcPr>
+          <w:p>
+            <w:pPr>
+              <w:spacing w:before="0" w:after="0" w:line="276" w:lineRule="auto"/>
+              <w:jc w:val="left"/>
+            </w:pPr>
+            <w:r>
+              <w:rPr>
+                <w:rFonts w:ascii="Calibri" w:hAnsi="Calibri"/>
+                <w:color w:val="1A202C"/>
+                <w:sz w:val="19"/>
+              </w:rPr>
+              <w:t>Pass</w:t>
+            </w:r>
+          </w:p>
+        </w:tc>
+      </w:tr>
+      <w:tr>
+        <w:tc>
+          <w:tcPr>
+            <w:tcW w:type="dxa" w:w="1440"/>
+            <w:shd w:val="clear" w:color="auto" w:fill="F7FAFC"/>
+            <w:tcMar>
+              <w:top w:w="100" w:type="dxa"/>
+              <w:bottom w:w="100" w:type="dxa"/>
+              <w:left w:w="140" w:type="dxa"/>
+              <w:right w:w="140" w:type="dxa"/>
+            </w:tcMar>
+          </w:tcPr>
+          <w:p>
+            <w:pPr>
+              <w:spacing w:before="0" w:after="0" w:line="276" w:lineRule="auto"/>
+              <w:jc w:val="left"/>
+            </w:pPr>
+            <w:r>
+              <w:rPr>
+                <w:rFonts w:ascii="Calibri" w:hAnsi="Calibri"/>
+                <w:color w:val="1A202C"/>
+                <w:sz w:val="19"/>
+              </w:rPr>
+              <w:t>TC_HTML_04</w:t>
+            </w:r>
+          </w:p>
+        </w:tc>
+        <w:tc>
+          <w:tcPr>
+            <w:tcW w:type="dxa" w:w="2592"/>
+            <w:shd w:val="clear" w:color="auto" w:fill="F7FAFC"/>
+            <w:tcMar>
+              <w:top w:w="100" w:type="dxa"/>
+              <w:bottom w:w="100" w:type="dxa"/>
+              <w:left w:w="140" w:type="dxa"/>
+              <w:right w:w="140" w:type="dxa"/>
+            </w:tcMar>
+          </w:tcPr>
+          <w:p>
+            <w:pPr>
+              <w:spacing w:before="0" w:after="0" w:line="276" w:lineRule="auto"/>
+              <w:jc w:val="left"/>
+            </w:pPr>
+            <w:r>
+              <w:rPr>
+                <w:rFonts w:ascii="Calibri" w:hAnsi="Calibri"/>
+                <w:color w:val="1A202C"/>
+                <w:sz w:val="19"/>
+              </w:rPr>
+              <w:t>Verify form input types</w:t>
+            </w:r>
+          </w:p>
+        </w:tc>
+        <w:tc>
+          <w:tcPr>
+            <w:tcW w:type="dxa" w:w="2160"/>
+            <w:shd w:val="clear" w:color="auto" w:fill="F7FAFC"/>
+            <w:tcMar>
+              <w:top w:w="100" w:type="dxa"/>
+              <w:bottom w:w="100" w:type="dxa"/>
+              <w:left w:w="140" w:type="dxa"/>
+              <w:right w:w="140" w:type="dxa"/>
+            </w:tcMar>
+          </w:tcPr>
+          <w:p>
+            <w:pPr>
+              <w:spacing w:before="0" w:after="0" w:line="276" w:lineRule="auto"/>
+              <w:jc w:val="left"/>
+            </w:pPr>
+            <w:r>
+              <w:rPr>
+                <w:rFonts w:ascii="Calibri" w:hAnsi="Calibri"/>
+                <w:color w:val="1A202C"/>
+                <w:sz w:val="19"/>
+              </w:rPr>
+              <w:t>Email, Phone, Date fields in builder</w:t>
+            </w:r>
+          </w:p>
+        </w:tc>
+        <w:tc>
+          <w:tcPr>
+            <w:tcW w:type="dxa" w:w="2160"/>
+            <w:shd w:val="clear" w:color="auto" w:fill="F7FAFC"/>
+            <w:tcMar>
+              <w:top w:w="100" w:type="dxa"/>
+              <w:bottom w:w="100" w:type="dxa"/>
+              <w:left w:w="140" w:type="dxa"/>
+              <w:right w:w="140" w:type="dxa"/>
+            </w:tcMar>
+          </w:tcPr>
+          <w:p>
+            <w:pPr>
+              <w:spacing w:before="0" w:after="0" w:line="276" w:lineRule="auto"/>
+              <w:jc w:val="left"/>
+            </w:pPr>
+            <w:r>
+              <w:rPr>
+                <w:rFonts w:ascii="Calibri" w:hAnsi="Calibri"/>
+                <w:color w:val="1A202C"/>
+                <w:sz w:val="19"/>
+              </w:rPr>
+              <w:t>Inputs use type='email', type='tel', type='date', type='number'</w:t>
+            </w:r>
+          </w:p>
+        </w:tc>
+        <w:tc>
+          <w:tcPr>
+            <w:tcW w:type="dxa" w:w="1008"/>
+            <w:shd w:val="clear" w:color="auto" w:fill="F7FAFC"/>
+            <w:tcMar>
+              <w:top w:w="100" w:type="dxa"/>
+              <w:bottom w:w="100" w:type="dxa"/>
+              <w:left w:w="140" w:type="dxa"/>
+              <w:right w:w="140" w:type="dxa"/>
+            </w:tcMar>
+          </w:tcPr>
+          <w:p>
+            <w:pPr>
+              <w:spacing w:before="0" w:after="0" w:line="276" w:lineRule="auto"/>
+              <w:jc w:val="left"/>
+            </w:pPr>
+            <w:r>
+              <w:rPr>
+                <w:rFonts w:ascii="Calibri" w:hAnsi="Calibri"/>
+                <w:color w:val="1A202C"/>
+                <w:sz w:val="19"/>
+              </w:rPr>
+              <w:t>Pass</w:t>
+            </w:r>
+          </w:p>
+        </w:tc>
+      </w:tr>
+      <w:tr>
+        <w:tc>
+          <w:tcPr>
+            <w:tcW w:type="dxa" w:w="1440"/>
+            <w:shd w:val="clear" w:color="auto" w:fill="FFFFFF"/>
+            <w:tcMar>
+              <w:top w:w="100" w:type="dxa"/>
+              <w:bottom w:w="100" w:type="dxa"/>
+              <w:left w:w="140" w:type="dxa"/>
+              <w:right w:w="140" w:type="dxa"/>
+            </w:tcMar>
+          </w:tcPr>
+          <w:p>
+            <w:pPr>
+              <w:spacing w:before="0" w:after="0" w:line="276" w:lineRule="auto"/>
+              <w:jc w:val="left"/>
+            </w:pPr>
+            <w:r>
+              <w:rPr>
+                <w:rFonts w:ascii="Calibri" w:hAnsi="Calibri"/>
+                <w:color w:val="1A202C"/>
+                <w:sz w:val="19"/>
+              </w:rPr>
+              <w:t>TC_HTML_05</w:t>
+            </w:r>
+          </w:p>
+        </w:tc>
+        <w:tc>
+          <w:tcPr>
+            <w:tcW w:type="dxa" w:w="2592"/>
+            <w:shd w:val="clear" w:color="auto" w:fill="FFFFFF"/>
+            <w:tcMar>
+              <w:top w:w="100" w:type="dxa"/>
+              <w:bottom w:w="100" w:type="dxa"/>
+              <w:left w:w="140" w:type="dxa"/>
+              <w:right w:w="140" w:type="dxa"/>
+            </w:tcMar>
+          </w:tcPr>
+          <w:p>
+            <w:pPr>
+              <w:spacing w:before="0" w:after="0" w:line="276" w:lineRule="auto"/>
+              <w:jc w:val="left"/>
+            </w:pPr>
+            <w:r>
+              <w:rPr>
+                <w:rFonts w:ascii="Calibri" w:hAnsi="Calibri"/>
+                <w:color w:val="1A202C"/>
+                <w:sz w:val="19"/>
+              </w:rPr>
+              <w:t>Verify modal overlay isolation</w:t>
+            </w:r>
+          </w:p>
+        </w:tc>
+        <w:tc>
+          <w:tcPr>
+            <w:tcW w:type="dxa" w:w="2160"/>
+            <w:shd w:val="clear" w:color="auto" w:fill="FFFFFF"/>
+            <w:tcMar>
+              <w:top w:w="100" w:type="dxa"/>
+              <w:bottom w:w="100" w:type="dxa"/>
+              <w:left w:w="140" w:type="dxa"/>
+              <w:right w:w="140" w:type="dxa"/>
+            </w:tcMar>
+          </w:tcPr>
+          <w:p>
+            <w:pPr>
+              <w:spacing w:before="0" w:after="0" w:line="276" w:lineRule="auto"/>
+              <w:jc w:val="left"/>
+            </w:pPr>
+            <w:r>
+              <w:rPr>
+                <w:rFonts w:ascii="Calibri" w:hAnsi="Calibri"/>
+                <w:color w:val="1A202C"/>
+                <w:sz w:val="19"/>
+              </w:rPr>
+              <w:t>Trigger Customer modal</w:t>
+            </w:r>
+          </w:p>
+        </w:tc>
+        <w:tc>
+          <w:tcPr>
+            <w:tcW w:type="dxa" w:w="2160"/>
+            <w:shd w:val="clear" w:color="auto" w:fill="FFFFFF"/>
+            <w:tcMar>
+              <w:top w:w="100" w:type="dxa"/>
+              <w:bottom w:w="100" w:type="dxa"/>
+              <w:left w:w="140" w:type="dxa"/>
+              <w:right w:w="140" w:type="dxa"/>
+            </w:tcMar>
+          </w:tcPr>
+          <w:p>
+            <w:pPr>
+              <w:spacing w:before="0" w:after="0" w:line="276" w:lineRule="auto"/>
+              <w:jc w:val="left"/>
+            </w:pPr>
+            <w:r>
+              <w:rPr>
+                <w:rFonts w:ascii="Calibri" w:hAnsi="Calibri"/>
+                <w:color w:val="1A202C"/>
+                <w:sz w:val="19"/>
+              </w:rPr>
+              <w:t>Modal renders as topmost layer with aria-hidden toggle on background</w:t>
+            </w:r>
+          </w:p>
+        </w:tc>
+        <w:tc>
+          <w:tcPr>
+            <w:tcW w:type="dxa" w:w="1008"/>
+            <w:shd w:val="clear" w:color="auto" w:fill="FFFFFF"/>
+            <w:tcMar>
+              <w:top w:w="100" w:type="dxa"/>
+              <w:bottom w:w="100" w:type="dxa"/>
+              <w:left w:w="140" w:type="dxa"/>
+              <w:right w:w="140" w:type="dxa"/>
+            </w:tcMar>
+          </w:tcPr>
+          <w:p>
+            <w:pPr>
+              <w:spacing w:before="0" w:after="0" w:line="276" w:lineRule="auto"/>
+              <w:jc w:val="left"/>
+            </w:pPr>
+            <w:r>
+              <w:rPr>
+                <w:rFonts w:ascii="Calibri" w:hAnsi="Calibri"/>
+                <w:color w:val="1A202C"/>
+                <w:sz w:val="19"/>
+              </w:rPr>
+              <w:t>Pass</w:t>
             </w:r>
           </w:p>
         </w:tc>
@@ -1603,49 +3078,290 @@
     <w:p>
       <w:pPr>
         <w:pStyle w:val="Heading2"/>
+        <w:spacing w:before="200" w:after="60"/>
       </w:pPr>
       <w:r>
         <w:rPr>
           <w:rFonts w:ascii="Calibri" w:hAnsi="Calibri"/>
           <w:b/>
           <w:color w:val="2C3E50"/>
-          <w:sz w:val="26"/>
+          <w:sz w:val="25"/>
         </w:rPr>
-        <w:t>6. Output / Expected Result</w:t>
-      </w:r>
-    </w:p>
-    <w:p>
-      <w:r>
-        <w:t>All HTML5 views compile and render seamlessly in standard web browsers. The responsive viewport configuration guarantees adaptive scaling across mobile, tablet, and desktop monitors, while semantic table and form tags provide clean Document Object Model (DOM) hooks for dynamic JavaScript interactivity and print stylesheets.</w:t>
+        <w:t>Review &amp; Viva-Voce Questions with Solutions</w:t>
       </w:r>
     </w:p>
     <w:p>
       <w:pPr>
-        <w:pStyle w:val="Heading2"/>
+        <w:spacing w:before="0" w:after="90" w:line="276" w:lineRule="auto"/>
+      </w:pPr>
+      <w:r>
+        <w:rPr>
+          <w:rFonts w:ascii="Calibri" w:hAnsi="Calibri"/>
+          <w:color w:val="1A202C"/>
+          <w:sz w:val="21"/>
+        </w:rPr>
+        <w:t>The following technical review questions assess core understanding of software engineering principles, web runtime behavior, and architecture applied in this experiment:</w:t>
+      </w:r>
+    </w:p>
+    <w:p>
+      <w:pPr>
+        <w:spacing w:before="120" w:after="40" w:line="276" w:lineRule="auto"/>
+      </w:pPr>
+      <w:r>
+        <w:rPr>
+          <w:rFonts w:ascii="Calibri" w:hAnsi="Calibri"/>
+          <w:b/>
+          <w:color w:val="1B4D4B"/>
+          <w:sz w:val="21"/>
+        </w:rPr>
+        <w:t>Q1. What is the purpose of the HTML5 &lt;!DOCTYPE html&gt; declaration?</w:t>
+      </w:r>
+    </w:p>
+    <w:p>
+      <w:pPr>
+        <w:spacing w:before="0" w:after="120" w:line="276" w:lineRule="auto"/>
       </w:pPr>
       <w:r>
         <w:rPr>
           <w:rFonts w:ascii="Calibri" w:hAnsi="Calibri"/>
           <w:b/>
           <w:color w:val="2C3E50"/>
-          <w:sz w:val="26"/>
+          <w:sz w:val="20"/>
         </w:rPr>
-        <w:t>7. Conclusion</w:t>
+        <w:t xml:space="preserve">Answer: </w:t>
+      </w:r>
+      <w:r>
+        <w:rPr>
+          <w:rFonts w:ascii="Calibri" w:hAnsi="Calibri"/>
+          <w:color w:val="1A202C"/>
+          <w:sz w:val="20"/>
+        </w:rPr>
+        <w:t>The &lt;!DOCTYPE html&gt; declaration instructs the browser's layout engine to render the document in strict standards mode rather than quirks mode, ensuring uniform box model and CSS rendering across browsers.</w:t>
       </w:r>
     </w:p>
     <w:p>
+      <w:pPr>
+        <w:spacing w:before="120" w:after="40" w:line="276" w:lineRule="auto"/>
+      </w:pPr>
       <w:r>
-        <w:t>Experiment 2 demonstrated the practical design and implementation of clean, accessible, semantic HTML5 web pages for the Ledgerly system. Separating structural skeleton views from presentation and logic laid the perfect groundwork for CSS styling (Experiment 4) and JavaScript form validation and event handling (Experiment 3).</w:t>
+        <w:rPr>
+          <w:rFonts w:ascii="Calibri" w:hAnsi="Calibri"/>
+          <w:b/>
+          <w:color w:val="1B4D4B"/>
+          <w:sz w:val="21"/>
+        </w:rPr>
+        <w:t>Q2. Why are semantic HTML tags preferred over generic &lt;div&gt; elements?</w:t>
+      </w:r>
+    </w:p>
+    <w:p>
+      <w:pPr>
+        <w:spacing w:before="0" w:after="120" w:line="276" w:lineRule="auto"/>
+      </w:pPr>
+      <w:r>
+        <w:rPr>
+          <w:rFonts w:ascii="Calibri" w:hAnsi="Calibri"/>
+          <w:b/>
+          <w:color w:val="2C3E50"/>
+          <w:sz w:val="20"/>
+        </w:rPr>
+        <w:t xml:space="preserve">Answer: </w:t>
+      </w:r>
+      <w:r>
+        <w:rPr>
+          <w:rFonts w:ascii="Calibri" w:hAnsi="Calibri"/>
+          <w:color w:val="1A202C"/>
+          <w:sz w:val="20"/>
+        </w:rPr>
+        <w:t>Semantic elements (&lt;nav&gt;, &lt;main&gt;, &lt;section&gt;, &lt;article&gt;) give semantic meaning to the document tree, enhancing accessibility for screen readers (WCAG compliance), improving SEO, and producing cleaner, more maintainable codebases.</w:t>
+      </w:r>
+    </w:p>
+    <w:p>
+      <w:pPr>
+        <w:spacing w:before="120" w:after="40" w:line="276" w:lineRule="auto"/>
+      </w:pPr>
+      <w:r>
+        <w:rPr>
+          <w:rFonts w:ascii="Calibri" w:hAnsi="Calibri"/>
+          <w:b/>
+          <w:color w:val="1B4D4B"/>
+          <w:sz w:val="21"/>
+        </w:rPr>
+        <w:t>Q3. How does the &lt;meta name='viewport'&gt; tag facilitate responsive design?</w:t>
+      </w:r>
+    </w:p>
+    <w:p>
+      <w:pPr>
+        <w:spacing w:before="0" w:after="120" w:line="276" w:lineRule="auto"/>
+      </w:pPr>
+      <w:r>
+        <w:rPr>
+          <w:rFonts w:ascii="Calibri" w:hAnsi="Calibri"/>
+          <w:b/>
+          <w:color w:val="2C3E50"/>
+          <w:sz w:val="20"/>
+        </w:rPr>
+        <w:t xml:space="preserve">Answer: </w:t>
+      </w:r>
+      <w:r>
+        <w:rPr>
+          <w:rFonts w:ascii="Calibri" w:hAnsi="Calibri"/>
+          <w:color w:val="1A202C"/>
+          <w:sz w:val="20"/>
+        </w:rPr>
+        <w:t>Without a viewport meta tag, mobile browsers assume a desktop page width (typically 980px) and scale down the page. Setting 'width=device-width, initial-scale=1.0' ensures the viewport width matches the physical device screen, enabling CSS media queries to trigger accurately.</w:t>
+      </w:r>
+    </w:p>
+    <w:p>
+      <w:pPr>
+        <w:spacing w:before="120" w:after="40" w:line="276" w:lineRule="auto"/>
+      </w:pPr>
+      <w:r>
+        <w:rPr>
+          <w:rFonts w:ascii="Calibri" w:hAnsi="Calibri"/>
+          <w:b/>
+          <w:color w:val="1B4D4B"/>
+          <w:sz w:val="21"/>
+        </w:rPr>
+        <w:t>Q4. What is the distinction between HTML5 &lt;canvas&gt; and &lt;svg&gt;?</w:t>
+      </w:r>
+    </w:p>
+    <w:p>
+      <w:pPr>
+        <w:spacing w:before="0" w:after="120" w:line="276" w:lineRule="auto"/>
+      </w:pPr>
+      <w:r>
+        <w:rPr>
+          <w:rFonts w:ascii="Calibri" w:hAnsi="Calibri"/>
+          <w:b/>
+          <w:color w:val="2C3E50"/>
+          <w:sz w:val="20"/>
+        </w:rPr>
+        <w:t xml:space="preserve">Answer: </w:t>
+      </w:r>
+      <w:r>
+        <w:rPr>
+          <w:rFonts w:ascii="Calibri" w:hAnsi="Calibri"/>
+          <w:color w:val="1A202C"/>
+          <w:sz w:val="20"/>
+        </w:rPr>
+        <w:t>Canvas is a raster, pixel-based immediate-mode drawing surface manipulated via JavaScript, ideal for dynamic rendering like signatures and animations. SVG is a vector-based retained-mode DOM structure, ideal for scalable icons, charts, and graphics that require DOM event binding.</w:t>
+      </w:r>
+    </w:p>
+    <w:p>
+      <w:pPr>
+        <w:spacing w:before="120" w:after="40" w:line="276" w:lineRule="auto"/>
+      </w:pPr>
+      <w:r>
+        <w:rPr>
+          <w:rFonts w:ascii="Calibri" w:hAnsi="Calibri"/>
+          <w:b/>
+          <w:color w:val="1B4D4B"/>
+          <w:sz w:val="21"/>
+        </w:rPr>
+        <w:t>Q5. How do native HTML5 form validation attributes work without JavaScript?</w:t>
+      </w:r>
+    </w:p>
+    <w:p>
+      <w:pPr>
+        <w:spacing w:before="0" w:after="120" w:line="276" w:lineRule="auto"/>
+      </w:pPr>
+      <w:r>
+        <w:rPr>
+          <w:rFonts w:ascii="Calibri" w:hAnsi="Calibri"/>
+          <w:b/>
+          <w:color w:val="2C3E50"/>
+          <w:sz w:val="20"/>
+        </w:rPr>
+        <w:t xml:space="preserve">Answer: </w:t>
+      </w:r>
+      <w:r>
+        <w:rPr>
+          <w:rFonts w:ascii="Calibri" w:hAnsi="Calibri"/>
+          <w:color w:val="1A202C"/>
+          <w:sz w:val="20"/>
+        </w:rPr>
+        <w:t>Attributes such as 'required', 'pattern', 'min', 'max', and 'type' trigger native browser constraint validation. When a user submits a form, the browser automatically validates inputs and displays localized error tooltips before emitting the 'submit' event.</w:t>
+      </w:r>
+    </w:p>
+    <w:p>
+      <w:pPr>
+        <w:pStyle w:val="Heading2"/>
+        <w:spacing w:before="200" w:after="60"/>
+      </w:pPr>
+      <w:r>
+        <w:rPr>
+          <w:rFonts w:ascii="Calibri" w:hAnsi="Calibri"/>
+          <w:b/>
+          <w:color w:val="2C3E50"/>
+          <w:sz w:val="25"/>
+        </w:rPr>
+        <w:t>Conclusion &amp; Learning Outcomes</w:t>
+      </w:r>
+    </w:p>
+    <w:p>
+      <w:pPr>
+        <w:spacing w:before="0" w:after="90" w:line="276" w:lineRule="auto"/>
+      </w:pPr>
+      <w:r>
+        <w:rPr>
+          <w:rFonts w:ascii="Calibri" w:hAnsi="Calibri"/>
+          <w:color w:val="1A202C"/>
+          <w:sz w:val="21"/>
+        </w:rPr>
+        <w:t>Experiment 2 established a standards-compliant, semantic HTML5 foundation for the Ledgerly application. The app-shell structure, mobile drawer backdrop, canvas signature element, and modal dialogs provide an accessible and robust substrate for dynamic JavaScript view injection.</w:t>
       </w:r>
     </w:p>
     <w:sectPr>
+      <w:headerReference w:type="default" r:id="rId9"/>
+      <w:footerReference w:type="default" r:id="rId10"/>
       <w:pgSz w:w="12240" w:h="15840"/>
-      <w:pgMar w:top="1440" w:right="1800" w:bottom="1440" w:left="1800" w:header="720" w:footer="720" w:gutter="0"/>
+      <w:pgMar w:top="1440" w:right="1440" w:bottom="1440" w:left="1440" w:header="720" w:footer="720" w:gutter="0"/>
       <w:cols w:space="720"/>
       <w:docGrid w:linePitch="360"/>
     </w:sectPr>
   </w:body>
 </w:document>
+</file>
+
+<file path=word/footer1.xml><?xml version="1.0" encoding="utf-8"?>
+<w:ftr xmlns:m="http://schemas.openxmlformats.org/officeDocument/2006/math" xmlns:mc="http://schemas.openxmlformats.org/markup-compatibility/2006" xmlns:mo="http://schemas.microsoft.com/office/mac/office/2008/main" xmlns:mv="urn:schemas-microsoft-com:mac:vml" xmlns:o="urn:schemas-microsoft-com:office:office" xmlns:r="http://schemas.openxmlformats.org/officeDocument/2006/relationships" xmlns:v="urn:schemas-microsoft-com:vml" xmlns:w10="urn:schemas-microsoft-com:office:word" xmlns:w14="http://schemas.microsoft.com/office/word/2010/wordml" xmlns:w="http://schemas.openxmlformats.org/wordprocessingml/2006/main" xmlns:wne="http://schemas.microsoft.com/office/word/2006/wordml" xmlns:wp14="http://schemas.microsoft.com/office/word/2010/wordprocessingDrawing" xmlns:wp="http://schemas.openxmlformats.org/drawingml/2006/wordprocessingDrawing" xmlns:wpc="http://schemas.microsoft.com/office/word/2010/wordprocessingCanvas" xmlns:wpg="http://schemas.microsoft.com/office/word/2010/wordprocessingGroup" xmlns:wpi="http://schemas.microsoft.com/office/word/2010/wordprocessingInk" xmlns:wps="http://schemas.microsoft.com/office/word/2010/wordprocessingShape" mc:Ignorable="w14 wp14">
+  <w:p>
+    <w:pPr>
+      <w:pStyle w:val="Footer"/>
+      <w:jc w:val="both"/>
+    </w:pPr>
+    <w:r>
+      <w:rPr>
+        <w:rFonts w:ascii="Calibri" w:hAnsi="Calibri"/>
+        <w:color w:val="718096"/>
+        <w:sz w:val="17"/>
+      </w:rPr>
+      <w:t>Project Case Study: Ledgerly PWA</w:t>
+      <w:tab/>
+      <w:tab/>
+      <w:t>Academic Year 2026-27</w:t>
+    </w:r>
+  </w:p>
+</w:ftr>
+</file>
+
+<file path=word/header1.xml><?xml version="1.0" encoding="utf-8"?>
+<w:hdr xmlns:m="http://schemas.openxmlformats.org/officeDocument/2006/math" xmlns:mc="http://schemas.openxmlformats.org/markup-compatibility/2006" xmlns:mo="http://schemas.microsoft.com/office/mac/office/2008/main" xmlns:mv="urn:schemas-microsoft-com:mac:vml" xmlns:o="urn:schemas-microsoft-com:office:office" xmlns:r="http://schemas.openxmlformats.org/officeDocument/2006/relationships" xmlns:v="urn:schemas-microsoft-com:vml" xmlns:w10="urn:schemas-microsoft-com:office:word" xmlns:w14="http://schemas.microsoft.com/office/word/2010/wordml" xmlns:w="http://schemas.openxmlformats.org/wordprocessingml/2006/main" xmlns:wne="http://schemas.microsoft.com/office/word/2006/wordml" xmlns:wp14="http://schemas.microsoft.com/office/word/2010/wordprocessingDrawing" xmlns:wp="http://schemas.openxmlformats.org/drawingml/2006/wordprocessingDrawing" xmlns:wpc="http://schemas.microsoft.com/office/word/2010/wordprocessingCanvas" xmlns:wpg="http://schemas.microsoft.com/office/word/2010/wordprocessingGroup" xmlns:wpi="http://schemas.microsoft.com/office/word/2010/wordprocessingInk" xmlns:wps="http://schemas.microsoft.com/office/word/2010/wordprocessingShape" mc:Ignorable="w14 wp14">
+  <w:p>
+    <w:pPr>
+      <w:pStyle w:val="Header"/>
+      <w:jc w:val="right"/>
+    </w:pPr>
+    <w:r>
+      <w:rPr>
+        <w:rFonts w:ascii="Calibri" w:hAnsi="Calibri"/>
+        <w:color w:val="718096"/>
+        <w:sz w:val="17"/>
+      </w:rPr>
+      <w:t>Department of Computer Engineering  |  WDL Lab (CMPN Div C)</w:t>
+    </w:r>
+  </w:p>
+</w:hdr>
 </file>
 
 <file path=word/numbering.xml><?xml version="1.0" encoding="utf-8"?>
